--- a/resumbission/v17/Wallenstein-Manning_ERFS_SI_v17-tracked.docx
+++ b/resumbission/v17/Wallenstein-Manning_ERFS_SI_v17-tracked.docx
@@ -10837,8 +10837,20 @@
         <w:rPr/>
       </w:pPr>
       <w:r>
-        <w:rPr/>
-        <w:t xml:space="preserve">Total year-10 yield penalties are most strongly associated with regional structural descriptors that reflect the underlying biophysical and productivity context of each region.Larger modeled losses occur in regions with a lower calibrated yield ceiling (y_max, ρ = −0.86), drier baseline conditions (water deficit ρ = +0.70), currently lower SOC stocks (ρ = −0.67), and lower biological N fixation potential (ρ = −0.45). These descriptors covary substantially across the eight regions: regions with a low calibrated yield ceiling (y_max) tend to have low SOC and higher water deficit, and should be interpreted as a single structural-context axis rather than as four independent drivers. The same pattern holds for year-1 yield penalties (Supplementary table 3) at similar magnitudes. We emphasize that this is a structural diagnostic of the modeled system, not a normative ranking of regions; regions on the more vulnerable end of this axis are also the regions with the largest SOC-rebuilding upside (figure 1, main text).</w:t>
+        <w:t xml:space="preserve">Total year-10 yield penalties are most strongly associated with regional structural descriptors that reflect the underlying biophysical and productivity </w:t>
+      </w:r>
+      <w:del w:id="9003" w:author="Matthew Wallenstein" w:date="2026-08-29T12:00:00Z">
+        <w:r>
+          <w:delText xml:space="preserve">context of each region.Larger modeled losses</w:delText>
+        </w:r>
+      </w:del>
+      <w:ins w:id="9004" w:author="Matthew Wallenstein" w:date="2026-08-29T12:00:00Z">
+        <w:r>
+          <w:t xml:space="preserve">context of each region. Larger modeled losses</w:t>
+        </w:r>
+      </w:ins>
+      <w:r>
+        <w:t xml:space="preserve"> occur in regions with a lower calibrated yield ceiling (y_max, ρ = −0.86), drier baseline conditions (water deficit ρ = +0.70), currently lower SOC stocks (ρ = −0.67), and lower biological N fixation potential (ρ = −0.45). These descriptors covary substantially across the eight regions: regions with a low calibrated yield ceiling (y_max) tend to have low SOC and higher water deficit, and should be interpreted as a single structural-context axis rather than as four independent drivers. The same pattern holds for year-1 yield penalties (Supplementary table 3) at similar magnitudes. We emphasize that this is a structural diagnostic of the modeled system, not a normative ranking of regions; regions on the more vulnerable end of this axis are also the regions with the largest SOC-rebuilding upside (figure 1, main text).</w:t>
       </w:r>
     </w:p>
     <w:p>
@@ -10859,8 +10871,30 @@
         <w:rPr/>
       </w:pPr>
       <w:r>
-        <w:rPr/>
-        <w:t xml:space="preserve">The soil N buffer ratio (the share of crop N supplied by SOM rather than current-season fertilizer) is weakly associated with year-10 total yield penalty across the eight modelled regions(Spearman ρ = +0.02; Pearson R² = 0.05, the single cross-regional metric used throughout). The buffer ratio combines two opposing mechanisms operating on different timescales. Within the year of a shortfall, a higher buffer ratio means more of the missing fertilizer is replaced by SOM mineralization, dampening yield loss (year-1 capacity buffering; main-text figure 1). Under sustained disruption, however, reliance on soil-supplied N has a cost: lower yields reduce residue return, accelerating SOM depletion (long-term buffer erosion; main-text figure 2 and the sustained-disruption scenarios). The cross-regional ρ ≈ +0.02 reflects the net of these two opposing mechanisms at the year-10 horizon, not the absence of soil buffering. Within-region buffering is separately resolved in main-text figure 1a,b; long-term erosion is separately resolved in main-text figure 2a,b. The conclusion is that cross-regional vulnerability cannot be ranked from the buffer ratio alone; the within-region SOC gradient identifies the management-relevant resilience lever.</w:t>
+        <w:t xml:space="preserve">The soil N buffer ratio (the share of crop N supplied by SOM rather than current-season fertilizer) </w:t>
+      </w:r>
+      <w:del w:id="9001" w:author="Matthew Wallenstein" w:date="2026-08-29T12:00:00Z">
+        <w:r>
+          <w:delText xml:space="preserve">is weakly associated with year-10 total yield penalty across the eight modelled regions(Spearman ρ = +0.02; Pearson R² =</w:delText>
+        </w:r>
+      </w:del>
+      <w:ins w:id="9002" w:author="Matthew Wallenstein" w:date="2026-08-29T12:00:00Z">
+        <w:r>
+          <w:t xml:space="preserve">is weakly associated with year-10 total yield penalty across the eight modelled regions (Spearman ρ = +0.19; Pearson R² =</w:t>
+        </w:r>
+      </w:ins>
+      <w:del w:id="9001" w:author="Matthew Wallenstein" w:date="2026-08-29T12:00:00Z">
+        <w:r>
+          <w:delText xml:space="preserve"> 0.05, the single cross-regional metric used throughout).</w:delText>
+        </w:r>
+      </w:del>
+      <w:ins w:id="9002" w:author="Matthew Wallenstein" w:date="2026-08-29T12:00:00Z">
+        <w:r>
+          <w:t xml:space="preserve"> 0.10, the single cross-regional metric used throughout).</w:t>
+        </w:r>
+      </w:ins>
+      <w:r>
+        <w:t xml:space="preserve"> The buffer ratio combines two opposing mechanisms operating on different timescales. Within the year of a shortfall, a higher buffer ratio means more of the missing fertilizer is replaced by SOM mineralization, dampening yield loss (year-1 capacity buffering; main-text figure 1). Under sustained disruption, however, reliance on soil-supplied N has a cost: lower yields reduce residue return, accelerating SOM depletion (long-term buffer erosion; main-text figure 2 and the sustained-disruption scenarios). The cross-regional ρ ≈ +0.02 reflects the net of these two opposing mechanisms at the year-10 horizon, not the absence of soil buffering. Within-region buffering is separately resolved in main-text figure 1a,b; long-term erosion is separately resolved in main-text figure 2a,b. The conclusion is that cross-regional vulnerability cannot be ranked from the buffer ratio alone; the within-region SOC gradient identifies the management-relevant resilience lever.</w:t>
       </w:r>
     </w:p>
     <w:p>
@@ -10885,7 +10919,7 @@
         <w:rPr/>
         <w:drawing>
           <wp:inline distT="0" distB="0" distL="0" distR="0">
-            <wp:extent cx="5715000" cy="3517660"/>
+            <wp:extent cx="5715000" cy="3516186"/>
             <wp:effectExtent l="0" t="0" r="0" b="0"/>
             <wp:docPr id="6" name="figS6_pairwise_diagnostics" descr="Six-panel scatter plot showing year-10 (or year-1) yield penalty against six regional descriptors across eight modeled regions, with Spearman rho printed in each panel." title="Supplementary Figure S6"/>
             <wp:cNvGraphicFramePr>
@@ -10909,7 +10943,7 @@
                   <pic:spPr bwMode="auto">
                     <a:xfrm>
                       <a:off x="0" y="0"/>
-                      <a:ext cx="5715000" cy="3517660"/>
+                      <a:ext cx="5715000" cy="3516186"/>
                     </a:xfrm>
                     <a:prstGeom prst="rect">
                       <a:avLst/>
@@ -12027,7 +12061,7 @@
         <w:rPr/>
         <w:drawing>
           <wp:inline distT="0" distB="0" distL="0" distR="0">
-            <wp:extent cx="5715000" cy="2400300"/>
+            <wp:extent cx="5715000" cy="2385714"/>
             <wp:effectExtent l="0" t="0" r="0" b="0"/>
             <wp:docPr id="7" name="figure_s4_elasticity_sensitivity" descr="Sensitivity of farm-level yield and gross-margin responses to halved price elasticities of fertilizer demand, across an extended SOC gradient (10-200 percent of regional mean) for four major agricultural regions" title="Supplementary Figure S4"/>
             <wp:cNvGraphicFramePr>
@@ -12051,7 +12085,7 @@
                   <pic:spPr bwMode="auto">
                     <a:xfrm>
                       <a:off x="0" y="0"/>
-                      <a:ext cx="5715000" cy="2400300"/>
+                      <a:ext cx="5715000" cy="2385714"/>
                     </a:xfrm>
                     <a:prstGeom prst="rect">
                       <a:avLst/>
@@ -12267,7 +12301,7 @@
       </w:del>
       <w:ins w:id="9008" w:author="Matthew Wallenstein" w:date="2026-08-29T12:00:00Z">
         <w:r>
-          <w:t xml:space="preserve">Global year-10 loss: 3.2% under baseline, ~1.6% under halved elasticities (~50% reduction in predicted impact). Regional ordering is preserved (Spearman ρ = 0.98).</w:t>
+          <w:t xml:space="preserve">Global year-10 loss: 3.0% under baseline, ~1.5% under halved elasticities (~50% reduction in predicted impact). Regional ordering is preserved (Spearman ρ = 0.98).</w:t>
         </w:r>
       </w:ins>
       <w:r>
@@ -12290,7 +12324,7 @@
       </w:del>
       <w:ins w:id="9002" w:author="Matthew Wallenstein" w:date="2026-08-29T12:00:00Z">
         <w:r>
-          <w:t xml:space="preserve">Under the sustained S3 disruption (price shock calibrated to drive a 20% reduction under S1; ~19% realized under S3), regional output-price indices rise by 2.4–10.3% in year 1, a production-weighted global increase of 5.2%, and by year 10 span 2.7% (East Asia) to 13.0% (FSU/Central Asia), a production-weighted global increase of 7.1%; the largest increases arise where food demand is least elastic rather than where yield losses are largest. These are the prices that clear the realized biophysical production response, so no separate linearized supply schedule stands behind them.</w:t>
+          <w:t xml:space="preserve">Under the sustained S3 disruption (price shock calibrated to drive a 20% reduction under S1; ~19% realized under S3), regional output-price indices rise by 2.4–10.3% in year 1, a production-weighted global increase of 5.2%, and by year 10 span 2.6% (East Asia) to 11.9% (FSU/Central Asia), a production-weighted global increase of 6.7%; the largest increases arise where food demand is least elastic rather than where yield losses are largest. These are the prices that clear the realized biophysical production response, so no separate linearized supply schedule stands behind them.</w:t>
         </w:r>
       </w:ins>
       <w:r>
@@ -12446,7 +12480,7 @@
       </w:del>
       <w:ins w:id="9008" w:author="Matthew Wallenstein" w:date="2026-08-29T12:00:00Z">
         <w:r>
-          <w:t xml:space="preserve">Ranking results are more parameter-sensitive than buffering. The submitted version reported Sub-Saharan Africa as the worst region for the year-1 financial outcome in 83.7% of draws; that result reflected the pre-audit nitrogen price, and under the audited price pairs (nitrogen-cost share ~15% in South Asia against ~4% in Sub-Saharan Africa) the financial ranking will be restated when the ensemble is regenerated under the audited prices. The yield-side ensemble findings are unaffected: Sub-Saharan Africa is not the worst region for year-1 yield loss in any draw:</w:t>
+          <w:t xml:space="preserve">Ranking results are more parameter-sensitive than buffering. The submitted version reported Sub-Saharan Africa as the worst region for the year-1 financial outcome in 83.7% of draws; that result reflected the pre-audit nitrogen price. In the regenerated ensemble under the audited price pairs (nitrogen-cost share ~15% in South Asia against ~4% in Sub-Saharan Africa), Sub-Saharan Africa is the worst priced region for year-1 net revenue in 0.1% of draws, and the yield-side findings stand: Sub-Saharan Africa is not the worst region for year-1 yield loss in any draw:</w:t>
         </w:r>
       </w:ins>
       <w:r>
@@ -12836,7 +12870,7 @@
         <w:rPr/>
         <w:drawing>
           <wp:inline distT="0" distB="0" distL="0" distR="0">
-            <wp:extent cx="5943600" cy="2238168"/>
+            <wp:extent cx="5943600" cy="2237484"/>
             <wp:effectExtent l="0" t="0" r="0" b="0"/>
             <wp:docPr id="10" name="figS9" descr="Supplementary Figure S10 NUE buffering lever"/>
             <wp:cNvGraphicFramePr>
@@ -12860,7 +12894,7 @@
                   <pic:spPr bwMode="auto">
                     <a:xfrm>
                       <a:off x="0" y="0"/>
-                      <a:ext cx="5943600" cy="2238168"/>
+                      <a:ext cx="5943600" cy="2237484"/>
                     </a:xfrm>
                     <a:prstGeom prst="rect">
                       <a:avLst/>
@@ -12925,7 +12959,7 @@
         <w:rPr/>
         <w:drawing>
           <wp:inline distT="0" distB="0" distL="0" distR="0">
-            <wp:extent cx="5943600" cy="4904740"/>
+            <wp:extent cx="5943600" cy="4912976"/>
             <wp:effectExtent l="0" t="0" r="0" b="0"/>
             <wp:docPr id="11" name="Image3"/>
             <wp:cNvGraphicFramePr>
@@ -12949,7 +12983,7 @@
                   <pic:spPr bwMode="auto">
                     <a:xfrm>
                       <a:off x="0" y="0"/>
-                      <a:ext cx="5943600" cy="4904740"/>
+                      <a:ext cx="5943600" cy="4912976"/>
                     </a:xfrm>
                     <a:prstGeom prst="rect">
                       <a:avLst/>
@@ -13010,8 +13044,20 @@
         <w:rPr/>
       </w:pPr>
       <w:r>
-        <w:rPr/>
-        <w:t xml:space="preserve">Two internal-consistency defects were identified in the model during preparation of this revision. Every number reported in the manuscript, in this Supplementary Information and in the deposited figures has been regenerated from the corrected code. In both cases the implementation did not do what the Methods describe; neither correction changes a parameter value or the structure of the model.</w:t>
+        <w:t xml:space="preserve">Two internal-consistency defects were identified in the model during preparation of this revision. </w:t>
+      </w:r>
+      <w:del w:id="9005" w:author="Matthew Wallenstein" w:date="2026-08-29T12:00:00Z">
+        <w:r>
+          <w:delText xml:space="preserve">Every number reported in the manuscript, in this Supplementary Information and in the deposited figures has been regenerated from the corrected code.</w:delText>
+        </w:r>
+      </w:del>
+      <w:ins w:id="9006" w:author="Matthew Wallenstein" w:date="2026-08-29T12:00:00Z">
+        <w:r>
+          <w:t xml:space="preserve">Every number reported in the manuscript, in this Supplementary Information and in the deposited figures has been regenerated from the corrected code, with one exception: the microbially-explicit 4-pool comparison behind Supplementary Figure S5, whose engine is not part of the deposit (see the note accompanying that figure), retains its previously computed flux decomposition and its quantitative ratios should be read as indicative.</w:t>
+        </w:r>
+      </w:ins>
+      <w:r>
+        <w:t xml:space="preserve"> In both cases the implementation did not do what the Methods describe; neither correction changes a parameter value or the structure of the model.</w:t>
       </w:r>
     </w:p>
     <w:p>
@@ -13437,12 +13483,22 @@
               <w:pStyle w:val="Normal"/>
               <w:rPr/>
             </w:pPr>
-            <w:r>
-              <w:rPr>
-                <w:sz w:val="16"/>
-              </w:rPr>
-              <w:t>6.277</w:t>
-            </w:r>
+            <w:del w:id="9001" w:author="Matthew Wallenstein" w:date="2026-08-29T12:00:00Z">
+              <w:r>
+                <w:rPr>
+                  <w:sz w:val="16"/>
+                </w:rPr>
+                <w:delText xml:space="preserve">6.277</w:delText>
+              </w:r>
+            </w:del>
+            <w:ins w:id="9002" w:author="Matthew Wallenstein" w:date="2026-08-29T12:00:00Z">
+              <w:r>
+                <w:rPr>
+                  <w:sz w:val="16"/>
+                </w:rPr>
+                <w:t xml:space="preserve">6.198</w:t>
+              </w:r>
+            </w:ins>
           </w:p>
         </w:tc>
         <w:tc>
@@ -13624,12 +13680,22 @@
               <w:pStyle w:val="Normal"/>
               <w:rPr/>
             </w:pPr>
-            <w:r>
-              <w:rPr>
-                <w:sz w:val="16"/>
-              </w:rPr>
-              <w:t>6.119</w:t>
-            </w:r>
+            <w:del w:id="9003" w:author="Matthew Wallenstein" w:date="2026-08-29T12:00:00Z">
+              <w:r>
+                <w:rPr>
+                  <w:sz w:val="16"/>
+                </w:rPr>
+                <w:delText xml:space="preserve">6.119</w:delText>
+              </w:r>
+            </w:del>
+            <w:ins w:id="9004" w:author="Matthew Wallenstein" w:date="2026-08-29T12:00:00Z">
+              <w:r>
+                <w:rPr>
+                  <w:sz w:val="16"/>
+                </w:rPr>
+                <w:t xml:space="preserve">6.022</w:t>
+              </w:r>
+            </w:ins>
           </w:p>
         </w:tc>
         <w:tc>
@@ -13811,12 +13877,22 @@
               <w:pStyle w:val="Normal"/>
               <w:rPr/>
             </w:pPr>
-            <w:r>
-              <w:rPr>
-                <w:sz w:val="16"/>
-              </w:rPr>
-              <w:t>6.095</w:t>
-            </w:r>
+            <w:del w:id="9005" w:author="Matthew Wallenstein" w:date="2026-08-29T12:00:00Z">
+              <w:r>
+                <w:rPr>
+                  <w:sz w:val="16"/>
+                </w:rPr>
+                <w:delText xml:space="preserve">6.095</w:delText>
+              </w:r>
+            </w:del>
+            <w:ins w:id="9006" w:author="Matthew Wallenstein" w:date="2026-08-29T12:00:00Z">
+              <w:r>
+                <w:rPr>
+                  <w:sz w:val="16"/>
+                </w:rPr>
+                <w:t xml:space="preserve">6.220</w:t>
+              </w:r>
+            </w:ins>
           </w:p>
         </w:tc>
         <w:tc>
@@ -13998,12 +14074,22 @@
               <w:pStyle w:val="Normal"/>
               <w:rPr/>
             </w:pPr>
-            <w:r>
-              <w:rPr>
-                <w:sz w:val="16"/>
-              </w:rPr>
-              <w:t>3.636</w:t>
-            </w:r>
+            <w:del w:id="9007" w:author="Matthew Wallenstein" w:date="2026-08-29T12:00:00Z">
+              <w:r>
+                <w:rPr>
+                  <w:sz w:val="16"/>
+                </w:rPr>
+                <w:delText xml:space="preserve">3.636</w:delText>
+              </w:r>
+            </w:del>
+            <w:ins w:id="9008" w:author="Matthew Wallenstein" w:date="2026-08-29T12:00:00Z">
+              <w:r>
+                <w:rPr>
+                  <w:sz w:val="16"/>
+                </w:rPr>
+                <w:t xml:space="preserve">3.773</w:t>
+              </w:r>
+            </w:ins>
           </w:p>
         </w:tc>
         <w:tc>
@@ -14067,12 +14153,22 @@
               <w:pStyle w:val="Normal"/>
               <w:rPr/>
             </w:pPr>
-            <w:r>
-              <w:rPr>
-                <w:sz w:val="16"/>
-              </w:rPr>
-              <w:t>1.76</w:t>
-            </w:r>
+            <w:del w:id="9017" w:author="Matthew Wallenstein" w:date="2026-08-29T12:00:00Z">
+              <w:r>
+                <w:rPr>
+                  <w:sz w:val="16"/>
+                </w:rPr>
+                <w:delText xml:space="preserve">1.76</w:delText>
+              </w:r>
+            </w:del>
+            <w:ins w:id="9018" w:author="Matthew Wallenstein" w:date="2026-08-29T12:00:00Z">
+              <w:r>
+                <w:rPr>
+                  <w:sz w:val="16"/>
+                </w:rPr>
+                <w:t xml:space="preserve">1.83</w:t>
+              </w:r>
+            </w:ins>
           </w:p>
         </w:tc>
       </w:tr>
@@ -14185,12 +14281,22 @@
               <w:pStyle w:val="Normal"/>
               <w:rPr/>
             </w:pPr>
-            <w:r>
-              <w:rPr>
-                <w:sz w:val="16"/>
-              </w:rPr>
-              <w:t>4.871</w:t>
-            </w:r>
+            <w:del w:id="9009" w:author="Matthew Wallenstein" w:date="2026-08-29T12:00:00Z">
+              <w:r>
+                <w:rPr>
+                  <w:sz w:val="16"/>
+                </w:rPr>
+                <w:delText xml:space="preserve">4.871</w:delText>
+              </w:r>
+            </w:del>
+            <w:ins w:id="9010" w:author="Matthew Wallenstein" w:date="2026-08-29T12:00:00Z">
+              <w:r>
+                <w:rPr>
+                  <w:sz w:val="16"/>
+                </w:rPr>
+                <w:t xml:space="preserve">4.874</w:t>
+              </w:r>
+            </w:ins>
           </w:p>
         </w:tc>
         <w:tc>
@@ -14372,12 +14478,22 @@
               <w:pStyle w:val="Normal"/>
               <w:rPr/>
             </w:pPr>
-            <w:r>
-              <w:rPr>
-                <w:sz w:val="16"/>
-              </w:rPr>
-              <w:t>5.602</w:t>
-            </w:r>
+            <w:del w:id="9011" w:author="Matthew Wallenstein" w:date="2026-08-29T12:00:00Z">
+              <w:r>
+                <w:rPr>
+                  <w:sz w:val="16"/>
+                </w:rPr>
+                <w:delText xml:space="preserve">5.602</w:delText>
+              </w:r>
+            </w:del>
+            <w:ins w:id="9012" w:author="Matthew Wallenstein" w:date="2026-08-29T12:00:00Z">
+              <w:r>
+                <w:rPr>
+                  <w:sz w:val="16"/>
+                </w:rPr>
+                <w:t xml:space="preserve">5.414</w:t>
+              </w:r>
+            </w:ins>
           </w:p>
         </w:tc>
         <w:tc>
@@ -14441,12 +14557,22 @@
               <w:pStyle w:val="Normal"/>
               <w:rPr/>
             </w:pPr>
-            <w:r>
-              <w:rPr>
-                <w:sz w:val="16"/>
-              </w:rPr>
-              <w:t>3.56</w:t>
-            </w:r>
+            <w:del w:id="9019" w:author="Matthew Wallenstein" w:date="2026-08-29T12:00:00Z">
+              <w:r>
+                <w:rPr>
+                  <w:sz w:val="16"/>
+                </w:rPr>
+                <w:delText xml:space="preserve">3.56</w:delText>
+              </w:r>
+            </w:del>
+            <w:ins w:id="9020" w:author="Matthew Wallenstein" w:date="2026-08-29T12:00:00Z">
+              <w:r>
+                <w:rPr>
+                  <w:sz w:val="16"/>
+                </w:rPr>
+                <w:t xml:space="preserve">3.43</w:t>
+              </w:r>
+            </w:ins>
           </w:p>
         </w:tc>
       </w:tr>
@@ -14559,12 +14685,22 @@
               <w:pStyle w:val="Normal"/>
               <w:rPr/>
             </w:pPr>
-            <w:r>
-              <w:rPr>
-                <w:sz w:val="16"/>
-              </w:rPr>
-              <w:t>3.876</w:t>
-            </w:r>
+            <w:del w:id="9013" w:author="Matthew Wallenstein" w:date="2026-08-29T12:00:00Z">
+              <w:r>
+                <w:rPr>
+                  <w:sz w:val="16"/>
+                </w:rPr>
+                <w:delText xml:space="preserve">3.876</w:delText>
+              </w:r>
+            </w:del>
+            <w:ins w:id="9014" w:author="Matthew Wallenstein" w:date="2026-08-29T12:00:00Z">
+              <w:r>
+                <w:rPr>
+                  <w:sz w:val="16"/>
+                </w:rPr>
+                <w:t xml:space="preserve">3.967</w:t>
+              </w:r>
+            </w:ins>
           </w:p>
         </w:tc>
         <w:tc>
@@ -14628,12 +14764,22 @@
               <w:pStyle w:val="Normal"/>
               <w:rPr/>
             </w:pPr>
-            <w:r>
-              <w:rPr>
-                <w:sz w:val="16"/>
-              </w:rPr>
-              <w:t>1.26</w:t>
-            </w:r>
+            <w:del w:id="9021" w:author="Matthew Wallenstein" w:date="2026-08-29T12:00:00Z">
+              <w:r>
+                <w:rPr>
+                  <w:sz w:val="16"/>
+                </w:rPr>
+                <w:delText xml:space="preserve">1.26</w:delText>
+              </w:r>
+            </w:del>
+            <w:ins w:id="9022" w:author="Matthew Wallenstein" w:date="2026-08-29T12:00:00Z">
+              <w:r>
+                <w:rPr>
+                  <w:sz w:val="16"/>
+                </w:rPr>
+                <w:t xml:space="preserve">1.29</w:t>
+              </w:r>
+            </w:ins>
           </w:p>
         </w:tc>
       </w:tr>
@@ -14746,12 +14892,22 @@
               <w:pStyle w:val="Normal"/>
               <w:rPr/>
             </w:pPr>
-            <w:r>
-              <w:rPr>
-                <w:sz w:val="16"/>
-              </w:rPr>
-              <w:t>4.293</w:t>
-            </w:r>
+            <w:del w:id="9015" w:author="Matthew Wallenstein" w:date="2026-08-29T12:00:00Z">
+              <w:r>
+                <w:rPr>
+                  <w:sz w:val="16"/>
+                </w:rPr>
+                <w:delText xml:space="preserve">4.293</w:delText>
+              </w:r>
+            </w:del>
+            <w:ins w:id="9016" w:author="Matthew Wallenstein" w:date="2026-08-29T12:00:00Z">
+              <w:r>
+                <w:rPr>
+                  <w:sz w:val="16"/>
+                </w:rPr>
+                <w:t xml:space="preserve">4.318</w:t>
+              </w:r>
+            </w:ins>
           </w:p>
         </w:tc>
         <w:tc>
@@ -14815,12 +14971,22 @@
               <w:pStyle w:val="Normal"/>
               <w:rPr/>
             </w:pPr>
-            <w:r>
-              <w:rPr>
-                <w:sz w:val="16"/>
-              </w:rPr>
-              <w:t>1.68</w:t>
-            </w:r>
+            <w:del w:id="9023" w:author="Matthew Wallenstein" w:date="2026-08-29T12:00:00Z">
+              <w:r>
+                <w:rPr>
+                  <w:sz w:val="16"/>
+                </w:rPr>
+                <w:delText xml:space="preserve">1.68</w:delText>
+              </w:r>
+            </w:del>
+            <w:ins w:id="9024" w:author="Matthew Wallenstein" w:date="2026-08-29T12:00:00Z">
+              <w:r>
+                <w:rPr>
+                  <w:sz w:val="16"/>
+                </w:rPr>
+                <w:t xml:space="preserve">1.69</w:t>
+              </w:r>
+            </w:ins>
           </w:p>
         </w:tc>
       </w:tr>
@@ -14856,7 +15022,7 @@
         <w:rPr/>
         <w:drawing>
           <wp:inline distT="0" distB="0" distL="0" distR="0">
-            <wp:extent cx="5486400" cy="2616200"/>
+            <wp:extent cx="5486400" cy="2725578"/>
             <wp:effectExtent l="0" t="0" r="0" b="0"/>
             <wp:docPr id="12" name="Picture 1561095604"/>
             <wp:cNvGraphicFramePr>
@@ -14880,7 +15046,7 @@
                   <pic:spPr bwMode="auto">
                     <a:xfrm>
                       <a:off x="0" y="0"/>
-                      <a:ext cx="5486400" cy="2616200"/>
+                      <a:ext cx="5486400" cy="2725578"/>
                     </a:xfrm>
                     <a:prstGeom prst="rect">
                       <a:avLst/>
@@ -14925,7 +15091,7 @@
         <w:rPr/>
         <w:drawing>
           <wp:inline distT="0" distB="0" distL="0" distR="0">
-            <wp:extent cx="5486400" cy="3501390"/>
+            <wp:extent cx="5486400" cy="3343632"/>
             <wp:effectExtent l="0" t="0" r="0" b="0"/>
             <wp:docPr id="13" name="Picture 1561095606"/>
             <wp:cNvGraphicFramePr>
@@ -14949,7 +15115,7 @@
                   <pic:spPr bwMode="auto">
                     <a:xfrm>
                       <a:off x="0" y="0"/>
-                      <a:ext cx="5486400" cy="3501390"/>
+                      <a:ext cx="5486400" cy="3343632"/>
                     </a:xfrm>
                     <a:prstGeom prst="rect">
                       <a:avLst/>

--- a/resumbission/v17/Wallenstein-Manning_ERFS_SI_v17-tracked.docx
+++ b/resumbission/v17/Wallenstein-Manning_ERFS_SI_v17-tracked.docx
@@ -54,8 +54,20 @@
         <w:rPr/>
       </w:pPr>
       <w:r>
-        <w:rPr/>
-        <w:t xml:space="preserve">This Supplementary Information is organized into six parts. (i) Supplementary Methods provides the full specification of the coupled biophysical–economic framework: SOM pool dynamics under both the Century/RothC and microbially-explicit 4-pool engines, the monthly nitrogen balance, the partial-equilibrium economic structure, scenario definitions, and regional parameterization (Supplementary table 1, Supplementary Figure S1). (ii) Supplementary Note 1 reports targeted empirical benchmarks (Broadbalk yield response and SOC trajectories; the 2022 fertilizer-crisis hindcast) and a parameter-sensitivity check on the SOC-buffering result (Supplementary Figures S2–S4). (iii) Supplementary Notes 2–6 are structural and economic robustness tests supporting the regional and sustained-disruption results: microbially-explicit 4-pool versus Century stabilization (Supplementary Figure S5, Supplementary table 2), pairwise regional diagnostics across the eight modeled regions, halved fertilizer-demand elasticities (Supplementary Figures S7–S8), within-region SOC heterogeneity (Jensen’s inequality), and a 1,000-draw joint-prior Monte Carlo ensemble (Supplementary Figure S9). (iv) Supplementary Note 7 documents the country-level soil-buffer / fertilizer-exposure screen behind the geographic visualization in main-text figure 3, including dataset construction, classification thresholds, and four sensitivity treatments. Supplementary Figures S10 and S11 are auxiliary diagnostics referenced directly from the main text. (v) Supplementary Table S4 and Supplementary Figures S12–S13, added in revision, document the crop-response calibration and the OFRA tropical validation. (vi) Supplementary Note 8, added in this revision, documents two internal-consistency corrections applied to the model, the invariance tests that now guard against their recurrence, and the reproducibility status of every figure in the paper.</w:t>
+        <w:t xml:space="preserve">This Supplementary Information is organized into six parts. (i) Supplementary Methods provides the full specification of the coupled biophysical–economic framework: SOM pool dynamics under both the Century/RothC and microbially-explicit 4-pool engines, the monthly nitrogen balance, the partial-equilibrium economic structure, scenario definitions, and regional parameterization (Supplementary table 1, Supplementary Figure S1). (ii) Supplementary Note 1 reports targeted empirical benchmarks (Broadbalk yield response and SOC trajectories; the 2022 fertilizer-crisis hindcast) and a parameter-sensitivity check on the SOC-buffering result (Supplementary Figures S2–S4). (iii) Supplementary Notes 2–6 are structural and economic robustness tests supporting the regional and sustained-disruption results: </w:t>
+      </w:r>
+      <w:del w:id="9001" w:author="Matthew Wallenstein" w:date="2026-08-29T12:00:00Z">
+        <w:r>
+          <w:delText xml:space="preserve">microbially-explicit 4-pool versus Century stabilization (Supplementary Figure S5, Supplementary table 2)</w:delText>
+        </w:r>
+      </w:del>
+      <w:ins w:id="9002" w:author="Matthew Wallenstein" w:date="2026-08-29T12:00:00Z">
+        <w:r>
+          <w:t xml:space="preserve">microbially-explicit 4-pool versus Century stabilization (Supplementary Note 2; the quantitative comparison is withdrawn in this revision)</w:t>
+        </w:r>
+      </w:ins>
+      <w:r>
+        <w:t xml:space="preserve">, pairwise regional diagnostics across the eight modeled regions, halved fertilizer-demand elasticities (Supplementary Figures S7–S8), within-region SOC heterogeneity (Jensen’s inequality), and a 1,000-draw joint-prior Monte Carlo ensemble (Supplementary Figure S9). (iv) Supplementary Note 7 documents the country-level soil-buffer / fertilizer-exposure screen behind the geographic visualization in main-text figure 3, including dataset construction, classification thresholds, and four sensitivity treatments. Supplementary Figures S10 and S11 are auxiliary diagnostics referenced directly from the main text. (v) Supplementary Table S4 and Supplementary Figures S12–S13, added in revision, document the crop-response calibration and the OFRA tropical validation. (vi) Supplementary Note 8, added in this revision, documents two internal-consistency corrections applied to the model, the invariance tests that now guard against their recurrence, and the reproducibility status of every figure in the paper.</w:t>
       </w:r>
     </w:p>
     <w:p>
@@ -217,8 +229,20 @@
         <w:rPr/>
       </w:pPr>
       <w:r>
-        <w:rPr/>
-        <w:t>Synthetic fertilizer is applied in an even split across planting and the following month, concentrating inputs at the period of highest crop demand. Biological nitrogen fixation (BNF) is region-specific, parameterized from legume rotation N credits and free-living fixation using regional FAOSTAT crop area shares and methodology from Herridge et al. [38]. Regional BNF values are: North America 25 kg N ha⁻¹ yr⁻¹, Europe 25, East Asia 20, South Asia 20, Southeast Asia 25, Latin America 35, Sub-Saharan Africa 15, Former Soviet Union 20 kg N ha⁻¹ yr⁻¹. Latin America’s elevated BNF reflects substantial soybean integration. Sub-Saharan Africa’s moderate BNF reflects cowpea and groundnut in mixed farming, constrained by phosphorus limitation. BNF is held static during disruption scenarios; dynamic BNF response to N scarcity through crop rotation shifts represents a behavioral adaptation that warrants future coupling with the economic framework.</w:t>
+        <w:t xml:space="preserve">Synthetic fertilizer is applied in an even split across planting and the following month, concentrating inputs at the period of highest crop demand. Biological nitrogen fixation (BNF) is region-specific, parameterized from legume rotation N credits and free-living fixation using regional FAOSTAT crop area shares and methodology from Herridge et al. [38]. </w:t>
+      </w:r>
+      <w:del w:id="9001" w:author="Matthew Wallenstein" w:date="2026-08-29T12:00:00Z">
+        <w:r>
+          <w:delText xml:space="preserve">Regional BNF values are: North America 25 kg N ha⁻¹ yr⁻¹, Europe 25, East Asia 20, South Asia 20, Southeast Asia 25, Latin America 35, Sub-Saharan Africa 15, Former Soviet Union 20 kg N ha⁻¹ yr⁻¹.</w:delText>
+        </w:r>
+      </w:del>
+      <w:ins w:id="9002" w:author="Matthew Wallenstein" w:date="2026-08-29T12:00:00Z">
+        <w:r>
+          <w:t xml:space="preserve">Regional BNF values, expressed per cereal hectare as derived from the legume-share components, are: North America 31.9 kg N ha⁻¹ yr⁻¹, Europe 18.3, East Asia 13.8, South Asia 22.1, Southeast Asia 23.0, Latin America 37.7, Sub-Saharan Africa 15.0, Former Soviet Union/Central Asia 13.8 kg N ha⁻¹ yr⁻¹.</w:t>
+        </w:r>
+      </w:ins>
+      <w:r>
+        <w:t xml:space="preserve"> Latin America’s elevated BNF reflects substantial soybean integration. Sub-Saharan Africa’s moderate BNF reflects cowpea and groundnut in mixed farming, constrained by phosphorus limitation. BNF is held static during disruption scenarios; dynamic BNF response to N scarcity through crop rotation shifts represents a behavioral adaptation that warrants future coupling with the economic framework.</w:t>
       </w:r>
     </w:p>
     <w:p>
@@ -6227,8 +6251,20 @@
         <w:rPr/>
       </w:pPr>
       <w:r>
-        <w:rPr/>
-        <w:t xml:space="preserve">The fraction of crop nitrogen supplied by mineralization rather than synthetic inputs, the soil nitrogen buffer ratio, provides a measure of each region’s internal nitrogen supply capacity. This ratio ranges from 20% in East Asia (where intensive fertilization dominates nitrogen supply)to 62% in Latin America (where soils still supply most crop nitrogen). Regional climates are parameterized with monthly temperature and precipitation profiles that drive the monthly nitrogen balance, ensuring that seasonal mineralization and loss dynamics reflect actual growing conditions.</w:t>
+        <w:t xml:space="preserve">The fraction of crop nitrogen supplied by mineralization rather than synthetic inputs, the soil nitrogen buffer ratio, provides a measure of each region’s internal nitrogen supply capacity. </w:t>
+      </w:r>
+      <w:del w:id="9003" w:author="Matthew Wallenstein" w:date="2026-08-29T12:00:00Z">
+        <w:r>
+          <w:delText xml:space="preserve">This ratio ranges from 20% in East Asia (where intensive fertilization dominates nitrogen supply)to 62% in Latin America (where soils still supply most crop nitrogen).</w:delText>
+        </w:r>
+      </w:del>
+      <w:ins w:id="9004" w:author="Matthew Wallenstein" w:date="2026-08-29T12:00:00Z">
+        <w:r>
+          <w:t xml:space="preserve">This ratio ranges from 20% in East Asia (where intensive fertilization dominates nitrogen supply) to 53% in Latin America (where soils supply roughly half of crop nitrogen).</w:t>
+        </w:r>
+      </w:ins>
+      <w:r>
+        <w:t xml:space="preserve"> Regional climates are parameterized with monthly temperature and precipitation profiles that drive the monthly nitrogen balance, ensuring that seasonal mineralization and loss dynamics reflect actual growing conditions.</w:t>
       </w:r>
     </w:p>
     <w:p>
@@ -7305,13 +7341,24 @@
               <w:jc w:val="center"/>
               <w:rPr/>
             </w:pPr>
-            <w:r>
-              <w:rPr>
-                <w:sz w:val="18"/>
-                <w:szCs w:val="18"/>
-              </w:rPr>
-              <w:t>25</w:t>
-            </w:r>
+            <w:del w:id="9001" w:author="Matthew Wallenstein" w:date="2026-08-29T12:00:00Z">
+              <w:r>
+                <w:rPr>
+                  <w:sz w:val="18"/>
+                  <w:szCs w:val="18"/>
+                </w:rPr>
+                <w:delText xml:space="preserve">25</w:delText>
+              </w:r>
+            </w:del>
+            <w:ins w:id="9002" w:author="Matthew Wallenstein" w:date="2026-08-29T12:00:00Z">
+              <w:r>
+                <w:rPr>
+                  <w:sz w:val="18"/>
+                  <w:szCs w:val="18"/>
+                </w:rPr>
+                <w:t xml:space="preserve">31.9</w:t>
+              </w:r>
+            </w:ins>
           </w:p>
         </w:tc>
         <w:tc>
@@ -7330,13 +7377,24 @@
               <w:jc w:val="center"/>
               <w:rPr/>
             </w:pPr>
-            <w:r>
-              <w:rPr>
-                <w:sz w:val="18"/>
-                <w:szCs w:val="18"/>
-              </w:rPr>
-              <w:t>25</w:t>
-            </w:r>
+            <w:del w:id="9003" w:author="Matthew Wallenstein" w:date="2026-08-29T12:00:00Z">
+              <w:r>
+                <w:rPr>
+                  <w:sz w:val="18"/>
+                  <w:szCs w:val="18"/>
+                </w:rPr>
+                <w:delText xml:space="preserve">25</w:delText>
+              </w:r>
+            </w:del>
+            <w:ins w:id="9004" w:author="Matthew Wallenstein" w:date="2026-08-29T12:00:00Z">
+              <w:r>
+                <w:rPr>
+                  <w:sz w:val="18"/>
+                  <w:szCs w:val="18"/>
+                </w:rPr>
+                <w:t xml:space="preserve">18.3</w:t>
+              </w:r>
+            </w:ins>
           </w:p>
         </w:tc>
         <w:tc>
@@ -7355,13 +7413,24 @@
               <w:jc w:val="center"/>
               <w:rPr/>
             </w:pPr>
-            <w:r>
-              <w:rPr>
-                <w:sz w:val="18"/>
-                <w:szCs w:val="18"/>
-              </w:rPr>
-              <w:t>20</w:t>
-            </w:r>
+            <w:del w:id="9005" w:author="Matthew Wallenstein" w:date="2026-08-29T12:00:00Z">
+              <w:r>
+                <w:rPr>
+                  <w:sz w:val="18"/>
+                  <w:szCs w:val="18"/>
+                </w:rPr>
+                <w:delText xml:space="preserve">20</w:delText>
+              </w:r>
+            </w:del>
+            <w:ins w:id="9006" w:author="Matthew Wallenstein" w:date="2026-08-29T12:00:00Z">
+              <w:r>
+                <w:rPr>
+                  <w:sz w:val="18"/>
+                  <w:szCs w:val="18"/>
+                </w:rPr>
+                <w:t xml:space="preserve">13.8</w:t>
+              </w:r>
+            </w:ins>
           </w:p>
         </w:tc>
         <w:tc>
@@ -7380,13 +7449,24 @@
               <w:jc w:val="center"/>
               <w:rPr/>
             </w:pPr>
-            <w:r>
-              <w:rPr>
-                <w:sz w:val="18"/>
-                <w:szCs w:val="18"/>
-              </w:rPr>
-              <w:t>20</w:t>
-            </w:r>
+            <w:del w:id="9007" w:author="Matthew Wallenstein" w:date="2026-08-29T12:00:00Z">
+              <w:r>
+                <w:rPr>
+                  <w:sz w:val="18"/>
+                  <w:szCs w:val="18"/>
+                </w:rPr>
+                <w:delText xml:space="preserve">20</w:delText>
+              </w:r>
+            </w:del>
+            <w:ins w:id="9008" w:author="Matthew Wallenstein" w:date="2026-08-29T12:00:00Z">
+              <w:r>
+                <w:rPr>
+                  <w:sz w:val="18"/>
+                  <w:szCs w:val="18"/>
+                </w:rPr>
+                <w:t xml:space="preserve">22.1</w:t>
+              </w:r>
+            </w:ins>
           </w:p>
         </w:tc>
         <w:tc>
@@ -7405,13 +7485,24 @@
               <w:jc w:val="center"/>
               <w:rPr/>
             </w:pPr>
-            <w:r>
-              <w:rPr>
-                <w:sz w:val="18"/>
-                <w:szCs w:val="18"/>
-              </w:rPr>
-              <w:t>25</w:t>
-            </w:r>
+            <w:del w:id="9009" w:author="Matthew Wallenstein" w:date="2026-08-29T12:00:00Z">
+              <w:r>
+                <w:rPr>
+                  <w:sz w:val="18"/>
+                  <w:szCs w:val="18"/>
+                </w:rPr>
+                <w:delText xml:space="preserve">25</w:delText>
+              </w:r>
+            </w:del>
+            <w:ins w:id="9010" w:author="Matthew Wallenstein" w:date="2026-08-29T12:00:00Z">
+              <w:r>
+                <w:rPr>
+                  <w:sz w:val="18"/>
+                  <w:szCs w:val="18"/>
+                </w:rPr>
+                <w:t xml:space="preserve">23.0</w:t>
+              </w:r>
+            </w:ins>
           </w:p>
         </w:tc>
         <w:tc>
@@ -7430,13 +7521,24 @@
               <w:jc w:val="center"/>
               <w:rPr/>
             </w:pPr>
-            <w:r>
-              <w:rPr>
-                <w:sz w:val="18"/>
-                <w:szCs w:val="18"/>
-              </w:rPr>
-              <w:t>35</w:t>
-            </w:r>
+            <w:del w:id="9011" w:author="Matthew Wallenstein" w:date="2026-08-29T12:00:00Z">
+              <w:r>
+                <w:rPr>
+                  <w:sz w:val="18"/>
+                  <w:szCs w:val="18"/>
+                </w:rPr>
+                <w:delText xml:space="preserve">35</w:delText>
+              </w:r>
+            </w:del>
+            <w:ins w:id="9012" w:author="Matthew Wallenstein" w:date="2026-08-29T12:00:00Z">
+              <w:r>
+                <w:rPr>
+                  <w:sz w:val="18"/>
+                  <w:szCs w:val="18"/>
+                </w:rPr>
+                <w:t xml:space="preserve">37.7</w:t>
+              </w:r>
+            </w:ins>
           </w:p>
         </w:tc>
         <w:tc>
@@ -7455,13 +7557,24 @@
               <w:jc w:val="center"/>
               <w:rPr/>
             </w:pPr>
-            <w:r>
-              <w:rPr>
-                <w:sz w:val="18"/>
-                <w:szCs w:val="18"/>
-              </w:rPr>
-              <w:t>15</w:t>
-            </w:r>
+            <w:del w:id="9013" w:author="Matthew Wallenstein" w:date="2026-08-29T12:00:00Z">
+              <w:r>
+                <w:rPr>
+                  <w:sz w:val="18"/>
+                  <w:szCs w:val="18"/>
+                </w:rPr>
+                <w:delText xml:space="preserve">15</w:delText>
+              </w:r>
+            </w:del>
+            <w:ins w:id="9014" w:author="Matthew Wallenstein" w:date="2026-08-29T12:00:00Z">
+              <w:r>
+                <w:rPr>
+                  <w:sz w:val="18"/>
+                  <w:szCs w:val="18"/>
+                </w:rPr>
+                <w:t xml:space="preserve">15.0</w:t>
+              </w:r>
+            </w:ins>
           </w:p>
         </w:tc>
         <w:tc>
@@ -7480,13 +7593,24 @@
               <w:jc w:val="center"/>
               <w:rPr/>
             </w:pPr>
-            <w:r>
-              <w:rPr>
-                <w:sz w:val="18"/>
-                <w:szCs w:val="18"/>
-              </w:rPr>
-              <w:t>20</w:t>
-            </w:r>
+            <w:del w:id="9015" w:author="Matthew Wallenstein" w:date="2026-08-29T12:00:00Z">
+              <w:r>
+                <w:rPr>
+                  <w:sz w:val="18"/>
+                  <w:szCs w:val="18"/>
+                </w:rPr>
+                <w:delText xml:space="preserve">20</w:delText>
+              </w:r>
+            </w:del>
+            <w:ins w:id="9016" w:author="Matthew Wallenstein" w:date="2026-08-29T12:00:00Z">
+              <w:r>
+                <w:rPr>
+                  <w:sz w:val="18"/>
+                  <w:szCs w:val="18"/>
+                </w:rPr>
+                <w:t xml:space="preserve">13.8</w:t>
+              </w:r>
+            </w:ins>
           </w:p>
         </w:tc>
       </w:tr>
@@ -8461,18 +8585,90 @@
               <w:jc w:val="center"/>
               <w:rPr/>
             </w:pPr>
+            <w:del w:id="9001" w:author="Matthew Wallenstein" w:date="2026-08-29T12:00:00Z">
+              <w:r>
+                <w:rPr>
+                  <w:sz w:val="18"/>
+                  <w:szCs w:val="18"/>
+                </w:rPr>
+                <w:delText xml:space="preserve">50</w:delText>
+              </w:r>
+            </w:del>
+            <w:ins w:id="9002" w:author="Matthew Wallenstein" w:date="2026-08-29T12:00:00Z">
+              <w:r>
+                <w:rPr>
+                  <w:sz w:val="18"/>
+                  <w:szCs w:val="18"/>
+                </w:rPr>
+                <w:t xml:space="preserve">43</w:t>
+              </w:r>
+            </w:ins>
+          </w:p>
+        </w:tc>
+        <w:tc>
+          <w:tcPr>
+            <w:tcW w:w="868" w:type="dxa"/>
+            <w:tcBorders>
+              <w:top w:val="single" w:sz="2" w:space="0" w:color="999999"/>
+              <w:start w:val="single" w:sz="2" w:space="0" w:color="999999"/>
+              <w:bottom w:val="single" w:sz="2" w:space="0" w:color="999999"/>
+              <w:end w:val="single" w:sz="2" w:space="0" w:color="999999"/>
+            </w:tcBorders>
+          </w:tcPr>
+          <w:p>
+            <w:pPr>
+              <w:pStyle w:val="Normal"/>
+              <w:jc w:val="center"/>
+              <w:rPr/>
+            </w:pPr>
+            <w:del w:id="9003" w:author="Matthew Wallenstein" w:date="2026-08-29T12:00:00Z">
+              <w:r>
+                <w:rPr>
+                  <w:sz w:val="18"/>
+                  <w:szCs w:val="18"/>
+                </w:rPr>
+                <w:delText xml:space="preserve">36</w:delText>
+              </w:r>
+            </w:del>
+            <w:ins w:id="9004" w:author="Matthew Wallenstein" w:date="2026-08-29T12:00:00Z">
+              <w:r>
+                <w:rPr>
+                  <w:sz w:val="18"/>
+                  <w:szCs w:val="18"/>
+                </w:rPr>
+                <w:t xml:space="preserve">33</w:t>
+              </w:r>
+            </w:ins>
+          </w:p>
+        </w:tc>
+        <w:tc>
+          <w:tcPr>
+            <w:tcW w:w="872" w:type="dxa"/>
+            <w:tcBorders>
+              <w:top w:val="single" w:sz="2" w:space="0" w:color="999999"/>
+              <w:start w:val="single" w:sz="2" w:space="0" w:color="999999"/>
+              <w:bottom w:val="single" w:sz="2" w:space="0" w:color="999999"/>
+              <w:end w:val="single" w:sz="2" w:space="0" w:color="999999"/>
+            </w:tcBorders>
+          </w:tcPr>
+          <w:p>
+            <w:pPr>
+              <w:pStyle w:val="Normal"/>
+              <w:jc w:val="center"/>
+              <w:rPr/>
+            </w:pPr>
             <w:r>
               <w:rPr>
                 <w:sz w:val="18"/>
                 <w:szCs w:val="18"/>
               </w:rPr>
-              <w:t>50</w:t>
-            </w:r>
-          </w:p>
-        </w:tc>
-        <w:tc>
-          <w:tcPr>
-            <w:tcW w:w="868" w:type="dxa"/>
+              <w:t>20</w:t>
+            </w:r>
+          </w:p>
+        </w:tc>
+        <w:tc>
+          <w:tcPr>
+            <w:tcW w:w="869" w:type="dxa"/>
             <w:tcBorders>
               <w:top w:val="single" w:sz="2" w:space="0" w:color="999999"/>
               <w:start w:val="single" w:sz="2" w:space="0" w:color="999999"/>
@@ -8491,13 +8687,13 @@
                 <w:sz w:val="18"/>
                 <w:szCs w:val="18"/>
               </w:rPr>
-              <w:t xml:space="preserve">36</w:t>
-            </w:r>
-          </w:p>
-        </w:tc>
-        <w:tc>
-          <w:tcPr>
-            <w:tcW w:w="872" w:type="dxa"/>
+              <w:t xml:space="preserve">32</w:t>
+            </w:r>
+          </w:p>
+        </w:tc>
+        <w:tc>
+          <w:tcPr>
+            <w:tcW w:w="871" w:type="dxa"/>
             <w:tcBorders>
               <w:top w:val="single" w:sz="2" w:space="0" w:color="999999"/>
               <w:start w:val="single" w:sz="2" w:space="0" w:color="999999"/>
@@ -8511,13 +8707,24 @@
               <w:jc w:val="center"/>
               <w:rPr/>
             </w:pPr>
-            <w:r>
-              <w:rPr>
-                <w:sz w:val="18"/>
-                <w:szCs w:val="18"/>
-              </w:rPr>
-              <w:t>20</w:t>
-            </w:r>
+            <w:del w:id="9005" w:author="Matthew Wallenstein" w:date="2026-08-29T12:00:00Z">
+              <w:r>
+                <w:rPr>
+                  <w:sz w:val="18"/>
+                  <w:szCs w:val="18"/>
+                </w:rPr>
+                <w:delText xml:space="preserve">52</w:delText>
+              </w:r>
+            </w:del>
+            <w:ins w:id="9006" w:author="Matthew Wallenstein" w:date="2026-08-29T12:00:00Z">
+              <w:r>
+                <w:rPr>
+                  <w:sz w:val="18"/>
+                  <w:szCs w:val="18"/>
+                </w:rPr>
+                <w:t xml:space="preserve">50</w:t>
+              </w:r>
+            </w:ins>
           </w:p>
         </w:tc>
         <w:tc>
@@ -8536,13 +8743,24 @@
               <w:jc w:val="center"/>
               <w:rPr/>
             </w:pPr>
-            <w:r>
-              <w:rPr>
-                <w:sz w:val="18"/>
-                <w:szCs w:val="18"/>
-              </w:rPr>
-              <w:t xml:space="preserve">32</w:t>
-            </w:r>
+            <w:del w:id="9007" w:author="Matthew Wallenstein" w:date="2026-08-29T12:00:00Z">
+              <w:r>
+                <w:rPr>
+                  <w:sz w:val="18"/>
+                  <w:szCs w:val="18"/>
+                </w:rPr>
+                <w:delText xml:space="preserve">62</w:delText>
+              </w:r>
+            </w:del>
+            <w:ins w:id="9008" w:author="Matthew Wallenstein" w:date="2026-08-29T12:00:00Z">
+              <w:r>
+                <w:rPr>
+                  <w:sz w:val="18"/>
+                  <w:szCs w:val="18"/>
+                </w:rPr>
+                <w:t xml:space="preserve">53</w:t>
+              </w:r>
+            </w:ins>
           </w:p>
         </w:tc>
         <w:tc>
@@ -8561,18 +8779,29 @@
               <w:jc w:val="center"/>
               <w:rPr/>
             </w:pPr>
-            <w:r>
-              <w:rPr>
-                <w:sz w:val="18"/>
-                <w:szCs w:val="18"/>
-              </w:rPr>
-              <w:t>52</w:t>
-            </w:r>
-          </w:p>
-        </w:tc>
-        <w:tc>
-          <w:tcPr>
-            <w:tcW w:w="869" w:type="dxa"/>
+            <w:del w:id="9009" w:author="Matthew Wallenstein" w:date="2026-08-29T12:00:00Z">
+              <w:r>
+                <w:rPr>
+                  <w:sz w:val="18"/>
+                  <w:szCs w:val="18"/>
+                </w:rPr>
+                <w:delText xml:space="preserve">54</w:delText>
+              </w:r>
+            </w:del>
+            <w:ins w:id="9010" w:author="Matthew Wallenstein" w:date="2026-08-29T12:00:00Z">
+              <w:r>
+                <w:rPr>
+                  <w:sz w:val="18"/>
+                  <w:szCs w:val="18"/>
+                </w:rPr>
+                <w:t xml:space="preserve">46</w:t>
+              </w:r>
+            </w:ins>
+          </w:p>
+        </w:tc>
+        <w:tc>
+          <w:tcPr>
+            <w:tcW w:w="870" w:type="dxa"/>
             <w:tcBorders>
               <w:top w:val="single" w:sz="2" w:space="0" w:color="999999"/>
               <w:start w:val="single" w:sz="2" w:space="0" w:color="999999"/>
@@ -8586,63 +8815,24 @@
               <w:jc w:val="center"/>
               <w:rPr/>
             </w:pPr>
-            <w:r>
-              <w:rPr>
-                <w:sz w:val="18"/>
-                <w:szCs w:val="18"/>
-              </w:rPr>
-              <w:t xml:space="preserve">62</w:t>
-            </w:r>
-          </w:p>
-        </w:tc>
-        <w:tc>
-          <w:tcPr>
-            <w:tcW w:w="871" w:type="dxa"/>
-            <w:tcBorders>
-              <w:top w:val="single" w:sz="2" w:space="0" w:color="999999"/>
-              <w:start w:val="single" w:sz="2" w:space="0" w:color="999999"/>
-              <w:bottom w:val="single" w:sz="2" w:space="0" w:color="999999"/>
-              <w:end w:val="single" w:sz="2" w:space="0" w:color="999999"/>
-            </w:tcBorders>
-          </w:tcPr>
-          <w:p>
-            <w:pPr>
-              <w:pStyle w:val="Normal"/>
-              <w:jc w:val="center"/>
-              <w:rPr/>
-            </w:pPr>
-            <w:r>
-              <w:rPr>
-                <w:sz w:val="18"/>
-                <w:szCs w:val="18"/>
-              </w:rPr>
-              <w:t xml:space="preserve">54</w:t>
-            </w:r>
-          </w:p>
-        </w:tc>
-        <w:tc>
-          <w:tcPr>
-            <w:tcW w:w="870" w:type="dxa"/>
-            <w:tcBorders>
-              <w:top w:val="single" w:sz="2" w:space="0" w:color="999999"/>
-              <w:start w:val="single" w:sz="2" w:space="0" w:color="999999"/>
-              <w:bottom w:val="single" w:sz="2" w:space="0" w:color="999999"/>
-              <w:end w:val="single" w:sz="2" w:space="0" w:color="999999"/>
-            </w:tcBorders>
-          </w:tcPr>
-          <w:p>
-            <w:pPr>
-              <w:pStyle w:val="Normal"/>
-              <w:jc w:val="center"/>
-              <w:rPr/>
-            </w:pPr>
-            <w:r>
-              <w:rPr>
-                <w:sz w:val="18"/>
-                <w:szCs w:val="18"/>
-              </w:rPr>
-              <w:t xml:space="preserve">49</w:t>
-            </w:r>
+            <w:del w:id="9011" w:author="Matthew Wallenstein" w:date="2026-08-29T12:00:00Z">
+              <w:r>
+                <w:rPr>
+                  <w:sz w:val="18"/>
+                  <w:szCs w:val="18"/>
+                </w:rPr>
+                <w:delText xml:space="preserve">49</w:delText>
+              </w:r>
+            </w:del>
+            <w:ins w:id="9012" w:author="Matthew Wallenstein" w:date="2026-08-29T12:00:00Z">
+              <w:r>
+                <w:rPr>
+                  <w:sz w:val="18"/>
+                  <w:szCs w:val="18"/>
+                </w:rPr>
+                <w:t xml:space="preserve">45</w:t>
+              </w:r>
+            </w:ins>
           </w:p>
         </w:tc>
       </w:tr>
@@ -9284,8 +9474,20 @@
         <w:rPr/>
       </w:pPr>
       <w:r>
-        <w:rPr/>
-        <w:t>We additionally validated the modelled Sub-Saharan African maize nitrogen response against the OFRA (Optimizing Fertilizer Recommendations in Africa) on-farm response-function database (Wortmann et al. 2017, Nutrient Cycling in Agroecosystems), extracting 364 maize–nitrogen response functions for sub-Saharan Africa. Observed OFRA maize control (zero added N) yields have a median of 3.55 t/ha (interquartile range 2.37–5.00) and ceilings a median of 4.48 t/ha (interquartile range 3.10–6.91). The modelled Sub-Saharan African ceiling (y_max = 3.88 t/ha) falls below the observed ceiling median but within the interquartile range (3.10–6.91), and the modelled degraded-soil control (approximately 1.3 t/ha) lies below the OFRA on-station control distribution, consistent with the model representing degraded regional-mean smallholder soils rather than managed research plots. This complements the temperate Broadbalk benchmark with an independent tropical check (Supplementary Figure S13).</w:t>
+        <w:t xml:space="preserve">We additionally validated the modelled Sub-Saharan African maize nitrogen response against the OFRA (Optimizing Fertilizer Recommendations in Africa) on-farm response-function database (Wortmann et al. 2017, Nutrient Cycling in Agroecosystems), extracting 364 maize–nitrogen response functions for sub-Saharan Africa. Observed OFRA maize control (zero added N) yields have a median of 3.55 t/ha (interquartile range 2.37–5.00) and ceilings a median of 4.48 t/ha (interquartile range 3.10–6.91). </w:t>
+      </w:r>
+      <w:del w:id="9005" w:author="Matthew Wallenstein" w:date="2026-08-29T12:00:00Z">
+        <w:r>
+          <w:delText xml:space="preserve">The modelled Sub-Saharan African ceiling (y_max = 3.88 t/ha) falls below the observed ceiling median but within the inte</w:delText>
+        </w:r>
+      </w:del>
+      <w:ins w:id="9006" w:author="Matthew Wallenstein" w:date="2026-08-29T12:00:00Z">
+        <w:r>
+          <w:t xml:space="preserve">The modelled Sub-Saharan African ceiling (y_max = 3.97 t/ha) falls below the observed ceiling median but within the inte</w:t>
+        </w:r>
+      </w:ins>
+      <w:r>
+        <w:t xml:space="preserve">rquartile range (3.10–6.91), and the modelled degraded-soil control (approximately 1.3 t/ha) lies below the OFRA on-station control distribution, consistent with the model representing degraded regional-mean smallholder soils rather than managed research plots. This complements the temperate Broadbalk benchmark with an independent tropical check (Supplementary Figure S13).</w:t>
       </w:r>
     </w:p>
     <w:p>
@@ -9656,10 +9858,29 @@
         <w:spacing w:lineRule="auto" w:line="480"/>
         <w:rPr/>
       </w:pPr>
-      <w:r>
-        <w:rPr/>
-        <w:t>When the Century SOM engine is replaced by the microbially-explicit 4-pool SOM scheme, relative feedback magnitude ranges from 0.9× to 2.5× across regions. Alternative-engine/Century SOC-loss ratios range from 0.9× in Sub-Saharan Africa, where low initial SOC limits scope for further decline, to 2.5× in Latin America, where higher initial SOC levels provide more substrate for the microbial assimilation pathway. The median ratio is 1.8× at 30 years. The dominant mechanism is the requirement that residue-derived carbon pass through microbial assimilation before entering stabilized pools: in Century, crop residue carbon transfers directly to stable pools through humification, while in the microbially-explicit 4-pool scheme it traverses particulate organic matter (POM) → dissolved organic matter (DOM) → microbial biomass carbon (MBC) → mineral-associated organic matter (MAOM). Each step in this microbial routing imposes a respiratory cost: residue carbon must pass through microbial assimilation before entering stabilized pools, and respiration is concentrated at microbial assimilation (1−CUE on every C atom traversing the biomass pool) and at the non-recycled fraction of microbial necromass. This compounds when residue inputs decline, amplifying SOC loss relative to Century/RothC humification (Supplementary Figure S5).</w:t>
-      </w:r>
+      <w:del w:id="9003" w:author="Matthew Wallenstein" w:date="2026-08-29T12:00:00Z">
+        <w:r>
+          <w:delText xml:space="preserve">When the Century SOM engine is replaced by the microbially-explicit 4-pool SOM scheme, relative feedback magnitude ranges from 0.9× to 2.5× across regions. Alternative-engine/Century SOC-loss ratios range from 0.9× in Sub-Saharan Africa, where low initial SOC limits scope for further decline, to 2.5× in Latin America, where higher initial SOC levels provide more substrate for the microbial assimilation pathway. The median ratio is 1.8× at 30 years.</w:delText>
+        </w:r>
+      </w:del>
+      <w:ins w:id="9004" w:author="Matthew Wallenstein" w:date="2026-08-29T12:00:00Z">
+        <w:r>
+          <w:t xml:space="preserve">The submitted version of this Note reported quantitative alternative-engine/Century SOC-loss ratios (0.9× to 2.5× across regions, median 1.8× at 30 years) from a microbially-explicit 4-pool run. That engine is not part of the deposited code and the ratios cannot be regenerated, so the quantitative comparison, Supplementary Figure S5 and Supplementary table 2 are withdrawn in this revision; a regenerable comparison will accompany a re-implemented engine. The structural expectation stands as a qualitative mechanism only.</w:t>
+        </w:r>
+      </w:ins>
+      <w:r>
+        <w:t xml:space="preserve"> The dominant mechanism is the requirement that residue-derived carbon pass through microbial assimilation before entering stabilized pools: in Century, crop residue carbon transfers directly to stable pools through humification, while in the microbially-explicit 4-pool scheme it traverses particulate organic matter (POM) → dissolved organic matter (DOM) → microbial biomass carbon (MBC) → mineral-associated organic matter (MAOM). Each step in this microbial routing imposes a respiratory cost: residue carbon must pass through microbial assimilation before entering stabilized pools, and respiration is concentrated at microbial assimilation (1−CUE on every C atom traversing the biomass pool) and at the non-recycled fraction of microbial necromass. This compounds when residue inputs decline, </w:t>
+      </w:r>
+      <w:del w:id="9003" w:author="Matthew Wallenstein" w:date="2026-08-29T12:00:00Z">
+        <w:r>
+          <w:delText xml:space="preserve">amplifying SOC loss relative to Century/RothC humification (Supplementary Figure S5).</w:delText>
+        </w:r>
+      </w:del>
+      <w:ins w:id="9004" w:author="Matthew Wallenstein" w:date="2026-08-29T12:00:00Z">
+        <w:r>
+          <w:t xml:space="preserve">amplifying SOC loss relative to Century/RothC humification.</w:t>
+        </w:r>
+      </w:ins>
     </w:p>
     <w:p>
       <w:pPr>
@@ -9707,7 +9928,9 @@
         <w:gridCol w:w="2560"/>
       </w:tblGrid>
       <w:tr>
-        <w:trPr/>
+        <w:trPr>
+          <w:del w:id="9037" w:author="Matthew Wallenstein" w:date="2026-08-29T12:00:00Z"/>
+        </w:trPr>
         <w:tc>
           <w:tcPr>
             <w:tcW w:w="2398" w:type="dxa"/>
@@ -9725,15 +9948,17 @@
               <w:spacing w:lineRule="auto" w:line="480"/>
               <w:rPr/>
             </w:pPr>
-            <w:r>
-              <w:rPr>
-                <w:b/>
-                <w:bCs/>
-                <w:sz w:val="20"/>
-                <w:szCs w:val="20"/>
-              </w:rPr>
-              <w:t>Region</w:t>
-            </w:r>
+            <w:del w:id="9001" w:author="Matthew Wallenstein" w:date="2026-08-29T12:00:00Z">
+              <w:r>
+                <w:rPr>
+                  <w:b/>
+                  <w:bCs/>
+                  <w:sz w:val="20"/>
+                  <w:szCs w:val="20"/>
+                </w:rPr>
+                <w:delText>Region</w:delText>
+              </w:r>
+            </w:del>
           </w:p>
         </w:tc>
         <w:tc>
@@ -9754,15 +9979,17 @@
               <w:jc w:val="center"/>
               <w:rPr/>
             </w:pPr>
-            <w:r>
-              <w:rPr>
-                <w:b/>
-                <w:bCs/>
-                <w:sz w:val="20"/>
-                <w:szCs w:val="20"/>
-              </w:rPr>
-              <w:t>CUE contribution (%)</w:t>
-            </w:r>
+            <w:del w:id="9002" w:author="Matthew Wallenstein" w:date="2026-08-29T12:00:00Z">
+              <w:r>
+                <w:rPr>
+                  <w:b/>
+                  <w:bCs/>
+                  <w:sz w:val="20"/>
+                  <w:szCs w:val="20"/>
+                </w:rPr>
+                <w:delText>CUE contribution (%)</w:delText>
+              </w:r>
+            </w:del>
           </w:p>
         </w:tc>
         <w:tc>
@@ -9783,15 +10010,17 @@
               <w:jc w:val="center"/>
               <w:rPr/>
             </w:pPr>
-            <w:r>
-              <w:rPr>
-                <w:b/>
-                <w:bCs/>
-                <w:sz w:val="20"/>
-                <w:szCs w:val="20"/>
-              </w:rPr>
-              <w:t>Non-CUE mechanisms (%)</w:t>
-            </w:r>
+            <w:del w:id="9003" w:author="Matthew Wallenstein" w:date="2026-08-29T12:00:00Z">
+              <w:r>
+                <w:rPr>
+                  <w:b/>
+                  <w:bCs/>
+                  <w:sz w:val="20"/>
+                  <w:szCs w:val="20"/>
+                </w:rPr>
+                <w:delText>Non-CUE mechanisms (%)</w:delText>
+              </w:r>
+            </w:del>
           </w:p>
         </w:tc>
         <w:tc>
@@ -9812,20 +10041,24 @@
               <w:jc w:val="center"/>
               <w:rPr/>
             </w:pPr>
-            <w:r>
-              <w:rPr>
-                <w:b/>
-                <w:bCs/>
-                <w:sz w:val="20"/>
-                <w:szCs w:val="20"/>
-              </w:rPr>
-              <w:t>Alternative-engine/Century SOC-loss ratio (×)</w:t>
-            </w:r>
+            <w:del w:id="9004" w:author="Matthew Wallenstein" w:date="2026-08-29T12:00:00Z">
+              <w:r>
+                <w:rPr>
+                  <w:b/>
+                  <w:bCs/>
+                  <w:sz w:val="20"/>
+                  <w:szCs w:val="20"/>
+                </w:rPr>
+                <w:delText>Alternative-engine/Century SOC-loss ratio (×)</w:delText>
+              </w:r>
+            </w:del>
           </w:p>
         </w:tc>
       </w:tr>
       <w:tr>
-        <w:trPr/>
+        <w:trPr>
+          <w:del w:id="9038" w:author="Matthew Wallenstein" w:date="2026-08-29T12:00:00Z"/>
+        </w:trPr>
         <w:tc>
           <w:tcPr>
             <w:tcW w:w="2398" w:type="dxa"/>
@@ -9842,13 +10075,15 @@
               <w:spacing w:lineRule="auto" w:line="480"/>
               <w:rPr/>
             </w:pPr>
-            <w:r>
-              <w:rPr>
-                <w:sz w:val="20"/>
-                <w:szCs w:val="20"/>
-              </w:rPr>
-              <w:t>North America</w:t>
-            </w:r>
+            <w:del w:id="9005" w:author="Matthew Wallenstein" w:date="2026-08-29T12:00:00Z">
+              <w:r>
+                <w:rPr>
+                  <w:sz w:val="20"/>
+                  <w:szCs w:val="20"/>
+                </w:rPr>
+                <w:delText>North America</w:delText>
+              </w:r>
+            </w:del>
           </w:p>
         </w:tc>
         <w:tc>
@@ -9868,13 +10103,15 @@
               <w:jc w:val="center"/>
               <w:rPr/>
             </w:pPr>
-            <w:r>
-              <w:rPr>
-                <w:sz w:val="20"/>
-                <w:szCs w:val="20"/>
-              </w:rPr>
-              <w:t>6</w:t>
-            </w:r>
+            <w:del w:id="9006" w:author="Matthew Wallenstein" w:date="2026-08-29T12:00:00Z">
+              <w:r>
+                <w:rPr>
+                  <w:sz w:val="20"/>
+                  <w:szCs w:val="20"/>
+                </w:rPr>
+                <w:delText>6</w:delText>
+              </w:r>
+            </w:del>
           </w:p>
         </w:tc>
         <w:tc>
@@ -9894,13 +10131,15 @@
               <w:jc w:val="center"/>
               <w:rPr/>
             </w:pPr>
-            <w:r>
-              <w:rPr>
-                <w:sz w:val="20"/>
-                <w:szCs w:val="20"/>
-              </w:rPr>
-              <w:t>94</w:t>
-            </w:r>
+            <w:del w:id="9007" w:author="Matthew Wallenstein" w:date="2026-08-29T12:00:00Z">
+              <w:r>
+                <w:rPr>
+                  <w:sz w:val="20"/>
+                  <w:szCs w:val="20"/>
+                </w:rPr>
+                <w:delText>94</w:delText>
+              </w:r>
+            </w:del>
           </w:p>
         </w:tc>
         <w:tc>
@@ -9920,18 +10159,22 @@
               <w:jc w:val="center"/>
               <w:rPr/>
             </w:pPr>
-            <w:r>
-              <w:rPr>
-                <w:sz w:val="20"/>
-                <w:szCs w:val="20"/>
-              </w:rPr>
-              <w:t>1.9×</w:t>
-            </w:r>
+            <w:del w:id="9008" w:author="Matthew Wallenstein" w:date="2026-08-29T12:00:00Z">
+              <w:r>
+                <w:rPr>
+                  <w:sz w:val="20"/>
+                  <w:szCs w:val="20"/>
+                </w:rPr>
+                <w:delText>1.9×</w:delText>
+              </w:r>
+            </w:del>
           </w:p>
         </w:tc>
       </w:tr>
       <w:tr>
-        <w:trPr/>
+        <w:trPr>
+          <w:del w:id="9039" w:author="Matthew Wallenstein" w:date="2026-08-29T12:00:00Z"/>
+        </w:trPr>
         <w:tc>
           <w:tcPr>
             <w:tcW w:w="2398" w:type="dxa"/>
@@ -9948,13 +10191,15 @@
               <w:spacing w:lineRule="auto" w:line="480"/>
               <w:rPr/>
             </w:pPr>
-            <w:r>
-              <w:rPr>
-                <w:sz w:val="20"/>
-                <w:szCs w:val="20"/>
-              </w:rPr>
-              <w:t>Europe</w:t>
-            </w:r>
+            <w:del w:id="9009" w:author="Matthew Wallenstein" w:date="2026-08-29T12:00:00Z">
+              <w:r>
+                <w:rPr>
+                  <w:sz w:val="20"/>
+                  <w:szCs w:val="20"/>
+                </w:rPr>
+                <w:delText>Europe</w:delText>
+              </w:r>
+            </w:del>
           </w:p>
         </w:tc>
         <w:tc>
@@ -9974,13 +10219,15 @@
               <w:jc w:val="center"/>
               <w:rPr/>
             </w:pPr>
-            <w:r>
-              <w:rPr>
-                <w:sz w:val="20"/>
-                <w:szCs w:val="20"/>
-              </w:rPr>
-              <w:t>10</w:t>
-            </w:r>
+            <w:del w:id="9010" w:author="Matthew Wallenstein" w:date="2026-08-29T12:00:00Z">
+              <w:r>
+                <w:rPr>
+                  <w:sz w:val="20"/>
+                  <w:szCs w:val="20"/>
+                </w:rPr>
+                <w:delText>10</w:delText>
+              </w:r>
+            </w:del>
           </w:p>
         </w:tc>
         <w:tc>
@@ -10000,13 +10247,15 @@
               <w:jc w:val="center"/>
               <w:rPr/>
             </w:pPr>
-            <w:r>
-              <w:rPr>
-                <w:sz w:val="20"/>
-                <w:szCs w:val="20"/>
-              </w:rPr>
-              <w:t>90</w:t>
-            </w:r>
+            <w:del w:id="9011" w:author="Matthew Wallenstein" w:date="2026-08-29T12:00:00Z">
+              <w:r>
+                <w:rPr>
+                  <w:sz w:val="20"/>
+                  <w:szCs w:val="20"/>
+                </w:rPr>
+                <w:delText>90</w:delText>
+              </w:r>
+            </w:del>
           </w:p>
         </w:tc>
         <w:tc>
@@ -10026,18 +10275,22 @@
               <w:jc w:val="center"/>
               <w:rPr/>
             </w:pPr>
-            <w:r>
-              <w:rPr>
-                <w:sz w:val="20"/>
-                <w:szCs w:val="20"/>
-              </w:rPr>
-              <w:t>1.6×</w:t>
-            </w:r>
+            <w:del w:id="9012" w:author="Matthew Wallenstein" w:date="2026-08-29T12:00:00Z">
+              <w:r>
+                <w:rPr>
+                  <w:sz w:val="20"/>
+                  <w:szCs w:val="20"/>
+                </w:rPr>
+                <w:delText>1.6×</w:delText>
+              </w:r>
+            </w:del>
           </w:p>
         </w:tc>
       </w:tr>
       <w:tr>
-        <w:trPr/>
+        <w:trPr>
+          <w:del w:id="9040" w:author="Matthew Wallenstein" w:date="2026-08-29T12:00:00Z"/>
+        </w:trPr>
         <w:tc>
           <w:tcPr>
             <w:tcW w:w="2398" w:type="dxa"/>
@@ -10054,13 +10307,15 @@
               <w:spacing w:lineRule="auto" w:line="480"/>
               <w:rPr/>
             </w:pPr>
-            <w:r>
-              <w:rPr>
-                <w:sz w:val="20"/>
-                <w:szCs w:val="20"/>
-              </w:rPr>
-              <w:t>East Asia</w:t>
-            </w:r>
+            <w:del w:id="9013" w:author="Matthew Wallenstein" w:date="2026-08-29T12:00:00Z">
+              <w:r>
+                <w:rPr>
+                  <w:sz w:val="20"/>
+                  <w:szCs w:val="20"/>
+                </w:rPr>
+                <w:delText>East Asia</w:delText>
+              </w:r>
+            </w:del>
           </w:p>
         </w:tc>
         <w:tc>
@@ -10080,13 +10335,15 @@
               <w:jc w:val="center"/>
               <w:rPr/>
             </w:pPr>
-            <w:r>
-              <w:rPr>
-                <w:sz w:val="20"/>
-                <w:szCs w:val="20"/>
-              </w:rPr>
-              <w:t>29</w:t>
-            </w:r>
+            <w:del w:id="9014" w:author="Matthew Wallenstein" w:date="2026-08-29T12:00:00Z">
+              <w:r>
+                <w:rPr>
+                  <w:sz w:val="20"/>
+                  <w:szCs w:val="20"/>
+                </w:rPr>
+                <w:delText>29</w:delText>
+              </w:r>
+            </w:del>
           </w:p>
         </w:tc>
         <w:tc>
@@ -10106,13 +10363,15 @@
               <w:jc w:val="center"/>
               <w:rPr/>
             </w:pPr>
-            <w:r>
-              <w:rPr>
-                <w:sz w:val="20"/>
-                <w:szCs w:val="20"/>
-              </w:rPr>
-              <w:t>71</w:t>
-            </w:r>
+            <w:del w:id="9015" w:author="Matthew Wallenstein" w:date="2026-08-29T12:00:00Z">
+              <w:r>
+                <w:rPr>
+                  <w:sz w:val="20"/>
+                  <w:szCs w:val="20"/>
+                </w:rPr>
+                <w:delText>71</w:delText>
+              </w:r>
+            </w:del>
           </w:p>
         </w:tc>
         <w:tc>
@@ -10132,18 +10391,22 @@
               <w:jc w:val="center"/>
               <w:rPr/>
             </w:pPr>
-            <w:r>
-              <w:rPr>
-                <w:sz w:val="20"/>
-                <w:szCs w:val="20"/>
-              </w:rPr>
-              <w:t>1.8×</w:t>
-            </w:r>
+            <w:del w:id="9016" w:author="Matthew Wallenstein" w:date="2026-08-29T12:00:00Z">
+              <w:r>
+                <w:rPr>
+                  <w:sz w:val="20"/>
+                  <w:szCs w:val="20"/>
+                </w:rPr>
+                <w:delText>1.8×</w:delText>
+              </w:r>
+            </w:del>
           </w:p>
         </w:tc>
       </w:tr>
       <w:tr>
-        <w:trPr/>
+        <w:trPr>
+          <w:del w:id="9041" w:author="Matthew Wallenstein" w:date="2026-08-29T12:00:00Z"/>
+        </w:trPr>
         <w:tc>
           <w:tcPr>
             <w:tcW w:w="2398" w:type="dxa"/>
@@ -10160,13 +10423,15 @@
               <w:spacing w:lineRule="auto" w:line="480"/>
               <w:rPr/>
             </w:pPr>
-            <w:r>
-              <w:rPr>
-                <w:sz w:val="20"/>
-                <w:szCs w:val="20"/>
-              </w:rPr>
-              <w:t>South Asia</w:t>
-            </w:r>
+            <w:del w:id="9017" w:author="Matthew Wallenstein" w:date="2026-08-29T12:00:00Z">
+              <w:r>
+                <w:rPr>
+                  <w:sz w:val="20"/>
+                  <w:szCs w:val="20"/>
+                </w:rPr>
+                <w:delText>South Asia</w:delText>
+              </w:r>
+            </w:del>
           </w:p>
         </w:tc>
         <w:tc>
@@ -10186,13 +10451,15 @@
               <w:jc w:val="center"/>
               <w:rPr/>
             </w:pPr>
-            <w:r>
-              <w:rPr>
-                <w:sz w:val="20"/>
-                <w:szCs w:val="20"/>
-              </w:rPr>
-              <w:t>9</w:t>
-            </w:r>
+            <w:del w:id="9018" w:author="Matthew Wallenstein" w:date="2026-08-29T12:00:00Z">
+              <w:r>
+                <w:rPr>
+                  <w:sz w:val="20"/>
+                  <w:szCs w:val="20"/>
+                </w:rPr>
+                <w:delText>9</w:delText>
+              </w:r>
+            </w:del>
           </w:p>
         </w:tc>
         <w:tc>
@@ -10212,13 +10479,15 @@
               <w:jc w:val="center"/>
               <w:rPr/>
             </w:pPr>
-            <w:r>
-              <w:rPr>
-                <w:sz w:val="20"/>
-                <w:szCs w:val="20"/>
-              </w:rPr>
-              <w:t>91</w:t>
-            </w:r>
+            <w:del w:id="9019" w:author="Matthew Wallenstein" w:date="2026-08-29T12:00:00Z">
+              <w:r>
+                <w:rPr>
+                  <w:sz w:val="20"/>
+                  <w:szCs w:val="20"/>
+                </w:rPr>
+                <w:delText>91</w:delText>
+              </w:r>
+            </w:del>
           </w:p>
         </w:tc>
         <w:tc>
@@ -10238,18 +10507,22 @@
               <w:jc w:val="center"/>
               <w:rPr/>
             </w:pPr>
-            <w:r>
-              <w:rPr>
-                <w:sz w:val="20"/>
-                <w:szCs w:val="20"/>
-              </w:rPr>
-              <w:t>1.8×</w:t>
-            </w:r>
+            <w:del w:id="9020" w:author="Matthew Wallenstein" w:date="2026-08-29T12:00:00Z">
+              <w:r>
+                <w:rPr>
+                  <w:sz w:val="20"/>
+                  <w:szCs w:val="20"/>
+                </w:rPr>
+                <w:delText>1.8×</w:delText>
+              </w:r>
+            </w:del>
           </w:p>
         </w:tc>
       </w:tr>
       <w:tr>
-        <w:trPr/>
+        <w:trPr>
+          <w:del w:id="9042" w:author="Matthew Wallenstein" w:date="2026-08-29T12:00:00Z"/>
+        </w:trPr>
         <w:tc>
           <w:tcPr>
             <w:tcW w:w="2398" w:type="dxa"/>
@@ -10266,13 +10539,15 @@
               <w:spacing w:lineRule="auto" w:line="480"/>
               <w:rPr/>
             </w:pPr>
-            <w:r>
-              <w:rPr>
-                <w:sz w:val="20"/>
-                <w:szCs w:val="20"/>
-              </w:rPr>
-              <w:t>Southeast Asia</w:t>
-            </w:r>
+            <w:del w:id="9021" w:author="Matthew Wallenstein" w:date="2026-08-29T12:00:00Z">
+              <w:r>
+                <w:rPr>
+                  <w:sz w:val="20"/>
+                  <w:szCs w:val="20"/>
+                </w:rPr>
+                <w:delText>Southeast Asia</w:delText>
+              </w:r>
+            </w:del>
           </w:p>
         </w:tc>
         <w:tc>
@@ -10292,13 +10567,15 @@
               <w:jc w:val="center"/>
               <w:rPr/>
             </w:pPr>
-            <w:r>
-              <w:rPr>
-                <w:sz w:val="20"/>
-                <w:szCs w:val="20"/>
-              </w:rPr>
-              <w:t>2</w:t>
-            </w:r>
+            <w:del w:id="9022" w:author="Matthew Wallenstein" w:date="2026-08-29T12:00:00Z">
+              <w:r>
+                <w:rPr>
+                  <w:sz w:val="20"/>
+                  <w:szCs w:val="20"/>
+                </w:rPr>
+                <w:delText>2</w:delText>
+              </w:r>
+            </w:del>
           </w:p>
         </w:tc>
         <w:tc>
@@ -10318,13 +10595,15 @@
               <w:jc w:val="center"/>
               <w:rPr/>
             </w:pPr>
-            <w:r>
-              <w:rPr>
-                <w:sz w:val="20"/>
-                <w:szCs w:val="20"/>
-              </w:rPr>
-              <w:t>98</w:t>
-            </w:r>
+            <w:del w:id="9023" w:author="Matthew Wallenstein" w:date="2026-08-29T12:00:00Z">
+              <w:r>
+                <w:rPr>
+                  <w:sz w:val="20"/>
+                  <w:szCs w:val="20"/>
+                </w:rPr>
+                <w:delText>98</w:delText>
+              </w:r>
+            </w:del>
           </w:p>
         </w:tc>
         <w:tc>
@@ -10344,18 +10623,22 @@
               <w:jc w:val="center"/>
               <w:rPr/>
             </w:pPr>
-            <w:r>
-              <w:rPr>
-                <w:sz w:val="20"/>
-                <w:szCs w:val="20"/>
-              </w:rPr>
-              <w:t>2.5×</w:t>
-            </w:r>
+            <w:del w:id="9024" w:author="Matthew Wallenstein" w:date="2026-08-29T12:00:00Z">
+              <w:r>
+                <w:rPr>
+                  <w:sz w:val="20"/>
+                  <w:szCs w:val="20"/>
+                </w:rPr>
+                <w:delText>2.5×</w:delText>
+              </w:r>
+            </w:del>
           </w:p>
         </w:tc>
       </w:tr>
       <w:tr>
-        <w:trPr/>
+        <w:trPr>
+          <w:del w:id="9043" w:author="Matthew Wallenstein" w:date="2026-08-29T12:00:00Z"/>
+        </w:trPr>
         <w:tc>
           <w:tcPr>
             <w:tcW w:w="2398" w:type="dxa"/>
@@ -10372,13 +10655,15 @@
               <w:spacing w:lineRule="auto" w:line="480"/>
               <w:rPr/>
             </w:pPr>
-            <w:r>
-              <w:rPr>
-                <w:sz w:val="20"/>
-                <w:szCs w:val="20"/>
-              </w:rPr>
-              <w:t>Latin America</w:t>
-            </w:r>
+            <w:del w:id="9025" w:author="Matthew Wallenstein" w:date="2026-08-29T12:00:00Z">
+              <w:r>
+                <w:rPr>
+                  <w:sz w:val="20"/>
+                  <w:szCs w:val="20"/>
+                </w:rPr>
+                <w:delText>Latin America</w:delText>
+              </w:r>
+            </w:del>
           </w:p>
         </w:tc>
         <w:tc>
@@ -10398,13 +10683,15 @@
               <w:jc w:val="center"/>
               <w:rPr/>
             </w:pPr>
-            <w:r>
-              <w:rPr>
-                <w:sz w:val="20"/>
-                <w:szCs w:val="20"/>
-              </w:rPr>
-              <w:t>1</w:t>
-            </w:r>
+            <w:del w:id="9026" w:author="Matthew Wallenstein" w:date="2026-08-29T12:00:00Z">
+              <w:r>
+                <w:rPr>
+                  <w:sz w:val="20"/>
+                  <w:szCs w:val="20"/>
+                </w:rPr>
+                <w:delText>1</w:delText>
+              </w:r>
+            </w:del>
           </w:p>
         </w:tc>
         <w:tc>
@@ -10424,13 +10711,15 @@
               <w:jc w:val="center"/>
               <w:rPr/>
             </w:pPr>
-            <w:r>
-              <w:rPr>
-                <w:sz w:val="20"/>
-                <w:szCs w:val="20"/>
-              </w:rPr>
-              <w:t>99</w:t>
-            </w:r>
+            <w:del w:id="9027" w:author="Matthew Wallenstein" w:date="2026-08-29T12:00:00Z">
+              <w:r>
+                <w:rPr>
+                  <w:sz w:val="20"/>
+                  <w:szCs w:val="20"/>
+                </w:rPr>
+                <w:delText>99</w:delText>
+              </w:r>
+            </w:del>
           </w:p>
         </w:tc>
         <w:tc>
@@ -10450,18 +10739,22 @@
               <w:jc w:val="center"/>
               <w:rPr/>
             </w:pPr>
-            <w:r>
-              <w:rPr>
-                <w:sz w:val="20"/>
-                <w:szCs w:val="20"/>
-              </w:rPr>
-              <w:t>2.5×</w:t>
-            </w:r>
+            <w:del w:id="9028" w:author="Matthew Wallenstein" w:date="2026-08-29T12:00:00Z">
+              <w:r>
+                <w:rPr>
+                  <w:sz w:val="20"/>
+                  <w:szCs w:val="20"/>
+                </w:rPr>
+                <w:delText>2.5×</w:delText>
+              </w:r>
+            </w:del>
           </w:p>
         </w:tc>
       </w:tr>
       <w:tr>
-        <w:trPr/>
+        <w:trPr>
+          <w:del w:id="9044" w:author="Matthew Wallenstein" w:date="2026-08-29T12:00:00Z"/>
+        </w:trPr>
         <w:tc>
           <w:tcPr>
             <w:tcW w:w="2398" w:type="dxa"/>
@@ -10478,13 +10771,15 @@
               <w:spacing w:lineRule="auto" w:line="480"/>
               <w:rPr/>
             </w:pPr>
-            <w:r>
-              <w:rPr>
-                <w:sz w:val="20"/>
-                <w:szCs w:val="20"/>
-              </w:rPr>
-              <w:t>Sub-Saharan Africa</w:t>
-            </w:r>
+            <w:del w:id="9029" w:author="Matthew Wallenstein" w:date="2026-08-29T12:00:00Z">
+              <w:r>
+                <w:rPr>
+                  <w:sz w:val="20"/>
+                  <w:szCs w:val="20"/>
+                </w:rPr>
+                <w:delText>Sub-Saharan Africa</w:delText>
+              </w:r>
+            </w:del>
           </w:p>
         </w:tc>
         <w:tc>
@@ -10504,13 +10799,15 @@
               <w:jc w:val="center"/>
               <w:rPr/>
             </w:pPr>
-            <w:r>
-              <w:rPr>
-                <w:sz w:val="20"/>
-                <w:szCs w:val="20"/>
-              </w:rPr>
-              <w:t>—</w:t>
-            </w:r>
+            <w:del w:id="9030" w:author="Matthew Wallenstein" w:date="2026-08-29T12:00:00Z">
+              <w:r>
+                <w:rPr>
+                  <w:sz w:val="20"/>
+                  <w:szCs w:val="20"/>
+                </w:rPr>
+                <w:delText>—</w:delText>
+              </w:r>
+            </w:del>
           </w:p>
         </w:tc>
         <w:tc>
@@ -10530,13 +10827,15 @@
               <w:jc w:val="center"/>
               <w:rPr/>
             </w:pPr>
-            <w:r>
-              <w:rPr>
-                <w:sz w:val="20"/>
-                <w:szCs w:val="20"/>
-              </w:rPr>
-              <w:t>—</w:t>
-            </w:r>
+            <w:del w:id="9031" w:author="Matthew Wallenstein" w:date="2026-08-29T12:00:00Z">
+              <w:r>
+                <w:rPr>
+                  <w:sz w:val="20"/>
+                  <w:szCs w:val="20"/>
+                </w:rPr>
+                <w:delText>—</w:delText>
+              </w:r>
+            </w:del>
           </w:p>
         </w:tc>
         <w:tc>
@@ -10556,18 +10855,22 @@
               <w:jc w:val="center"/>
               <w:rPr/>
             </w:pPr>
-            <w:r>
-              <w:rPr>
-                <w:sz w:val="20"/>
-                <w:szCs w:val="20"/>
-              </w:rPr>
-              <w:t>0.9×</w:t>
-            </w:r>
+            <w:del w:id="9032" w:author="Matthew Wallenstein" w:date="2026-08-29T12:00:00Z">
+              <w:r>
+                <w:rPr>
+                  <w:sz w:val="20"/>
+                  <w:szCs w:val="20"/>
+                </w:rPr>
+                <w:delText>0.9×</w:delText>
+              </w:r>
+            </w:del>
           </w:p>
         </w:tc>
       </w:tr>
       <w:tr>
-        <w:trPr/>
+        <w:trPr>
+          <w:del w:id="9045" w:author="Matthew Wallenstein" w:date="2026-08-29T12:00:00Z"/>
+        </w:trPr>
         <w:tc>
           <w:tcPr>
             <w:tcW w:w="2398" w:type="dxa"/>
@@ -10584,13 +10887,15 @@
               <w:spacing w:lineRule="auto" w:line="480"/>
               <w:rPr/>
             </w:pPr>
-            <w:r>
-              <w:rPr>
-                <w:sz w:val="20"/>
-                <w:szCs w:val="20"/>
-              </w:rPr>
-              <w:t>Former Soviet Union</w:t>
-            </w:r>
+            <w:del w:id="9033" w:author="Matthew Wallenstein" w:date="2026-08-29T12:00:00Z">
+              <w:r>
+                <w:rPr>
+                  <w:sz w:val="20"/>
+                  <w:szCs w:val="20"/>
+                </w:rPr>
+                <w:delText>Former Soviet Union</w:delText>
+              </w:r>
+            </w:del>
           </w:p>
         </w:tc>
         <w:tc>
@@ -10610,13 +10915,15 @@
               <w:jc w:val="center"/>
               <w:rPr/>
             </w:pPr>
-            <w:r>
-              <w:rPr>
-                <w:sz w:val="20"/>
-                <w:szCs w:val="20"/>
-              </w:rPr>
-              <w:t>—</w:t>
-            </w:r>
+            <w:del w:id="9034" w:author="Matthew Wallenstein" w:date="2026-08-29T12:00:00Z">
+              <w:r>
+                <w:rPr>
+                  <w:sz w:val="20"/>
+                  <w:szCs w:val="20"/>
+                </w:rPr>
+                <w:delText>—</w:delText>
+              </w:r>
+            </w:del>
           </w:p>
         </w:tc>
         <w:tc>
@@ -10636,13 +10943,15 @@
               <w:jc w:val="center"/>
               <w:rPr/>
             </w:pPr>
-            <w:r>
-              <w:rPr>
-                <w:sz w:val="20"/>
-                <w:szCs w:val="20"/>
-              </w:rPr>
-              <w:t>—</w:t>
-            </w:r>
+            <w:del w:id="9035" w:author="Matthew Wallenstein" w:date="2026-08-29T12:00:00Z">
+              <w:r>
+                <w:rPr>
+                  <w:sz w:val="20"/>
+                  <w:szCs w:val="20"/>
+                </w:rPr>
+                <w:delText>—</w:delText>
+              </w:r>
+            </w:del>
           </w:p>
         </w:tc>
         <w:tc>
@@ -10662,13 +10971,15 @@
               <w:jc w:val="center"/>
               <w:rPr/>
             </w:pPr>
-            <w:r>
-              <w:rPr>
-                <w:sz w:val="20"/>
-                <w:szCs w:val="20"/>
-              </w:rPr>
-              <w:t>1.5×</w:t>
-            </w:r>
+            <w:del w:id="9036" w:author="Matthew Wallenstein" w:date="2026-08-29T12:00:00Z">
+              <w:r>
+                <w:rPr>
+                  <w:sz w:val="20"/>
+                  <w:szCs w:val="20"/>
+                </w:rPr>
+                <w:delText>1.5×</w:delText>
+              </w:r>
+            </w:del>
           </w:p>
         </w:tc>
       </w:tr>
@@ -10691,7 +11002,38 @@
           <w:sz w:val="18"/>
           <w:szCs w:val="18"/>
         </w:rPr>
-        <w:t>CUE contribution isolated by running the microbially-explicit 4-pool scheme with CUE held constant at its baseline value; the difference from the full microbially-explicit 4-pool run is attributed to CUE downregulation. Non-CUE mechanisms are dominated by respiratory losses concentrated at microbial assimilation (1−CUE on every C atom traversing the biomass pool) and at the non-recycled fraction of microbial necromass, which compound when residue inputs decline (Supplementary Figure S5). Sub-Saharan Africa is excluded because the microbially-explicit 4-pool scheme produces lower SOC loss than Century in this low-SOC, MAOM-undersaturated regime (relative magnitude &lt; 1), which makes the CUE/non-CUE decomposition ill-defined; the Former Soviet Union is excluded because its fixed-CUE run produces marginally higher SOC loss than the variable-CUE run, reflecting interaction between CUE stabilization and MAOM saturation dynamics. Reported decomposition is for the matched 20% physical supply-constrained scenario (SC1), used to compare the microbially-explicit 4-pool scheme and Century under the same supply-reduction stress test.</w:t>
+        <w:t xml:space="preserve">CUE contribution isolated by running the microbially-explicit 4-pool scheme with CUE held constant at its baseline value; the difference from the full microbially-explicit 4-pool run is attributed to CUE downregulation. Non-CUE mechanisms are dominated by respiratory losses concentrated at microbial assimilation (1−CUE on every C atom traversing the biomass pool) and at the non-recycled fraction of microbial necromass, </w:t>
+      </w:r>
+      <w:del w:id="9005" w:author="Matthew Wallenstein" w:date="2026-08-29T12:00:00Z">
+        <w:r>
+          <w:rPr>
+            <w:i/>
+            <w:iCs/>
+            <w:sz w:val="18"/>
+            <w:szCs w:val="18"/>
+          </w:rPr>
+          <w:delText xml:space="preserve">which compound when residue inputs decline (Supplementary Figure S5).</w:delText>
+        </w:r>
+      </w:del>
+      <w:ins w:id="9006" w:author="Matthew Wallenstein" w:date="2026-08-29T12:00:00Z">
+        <w:r>
+          <w:rPr>
+            <w:i/>
+            <w:iCs/>
+            <w:sz w:val="18"/>
+            <w:szCs w:val="18"/>
+          </w:rPr>
+          <w:t xml:space="preserve">which compound when residue inputs decline.</w:t>
+        </w:r>
+      </w:ins>
+      <w:r>
+        <w:rPr>
+          <w:i/>
+          <w:iCs/>
+          <w:sz w:val="18"/>
+          <w:szCs w:val="18"/>
+        </w:rPr>
+        <w:t xml:space="preserve"> Sub-Saharan Africa is excluded because the microbially-explicit 4-pool scheme produces lower SOC loss than Century in this low-SOC, MAOM-undersaturated regime (relative magnitude &lt; 1), which makes the CUE/non-CUE decomposition ill-defined; the Former Soviet Union is excluded because its fixed-CUE run produces marginally higher SOC loss than the variable-CUE run, reflecting interaction between CUE stabilization and MAOM saturation dynamics. Reported decomposition is for the matched 20% physical supply-constrained scenario (SC1), used to compare the microbially-explicit 4-pool scheme and Century under the same supply-reduction stress test.</w:t>
       </w:r>
     </w:p>
     <w:p>
@@ -10731,12 +11073,16 @@
       <w:pPr>
         <w:pStyle w:val="Heading3"/>
         <w:spacing w:lineRule="auto" w:line="480"/>
-        <w:rPr/>
-      </w:pPr>
-      <w:r>
-        <w:rPr/>
-        <w:t>Supplementary Figure S5: microbially-explicit 4-pool flux decomposition under matched 20% SC1 scenario</w:t>
-      </w:r>
+        <w:rPr>
+          <w:del w:id="9006" w:author="Matthew Wallenstein" w:date="2026-08-29T12:00:00Z"/>
+        </w:rPr>
+      </w:pPr>
+      <w:del w:id="9007" w:author="Matthew Wallenstein" w:date="2026-08-29T12:00:00Z">
+        <w:r>
+          <w:rPr/>
+          <w:delText>Supplementary Figure S5: microbially-explicit 4-pool flux decomposition under matched 20% SC1 scenario</w:delText>
+        </w:r>
+      </w:del>
     </w:p>
     <w:p>
       <w:pPr>
@@ -10748,65 +11094,73 @@
           <w:bCs/>
         </w:rPr>
       </w:pPr>
-      <w:r>
-        <w:rPr/>
-        <w:drawing>
-          <wp:inline distT="0" distB="0" distL="0" distR="0">
-            <wp:extent cx="5715000" cy="2080260"/>
-            <wp:effectExtent l="0" t="0" r="0" b="0"/>
-            <wp:docPr id="5" name="figS4_4pool_flux_decomposition" descr="Stacked bar chart of cumulative 30-year microbially-explicit 4-pool respired carbon partitioned by mechanism for all 8 regions" title="Supplementary Figure S4"/>
-            <wp:cNvGraphicFramePr>
-              <a:graphicFrameLocks xmlns:a="http://schemas.openxmlformats.org/drawingml/2006/main" noChangeAspect="1"/>
-            </wp:cNvGraphicFramePr>
-            <a:graphic xmlns:a="http://schemas.openxmlformats.org/drawingml/2006/main">
-              <a:graphicData uri="http://schemas.openxmlformats.org/drawingml/2006/picture">
-                <pic:pic xmlns:pic="http://schemas.openxmlformats.org/drawingml/2006/picture">
-                  <pic:nvPicPr>
-                    <pic:cNvPr id="5" name="figS4_4pool_flux_decomposition" descr="Stacked bar chart of cumulative 30-year microbially-explicit 4-pool respired carbon partitioned by mechanism for all 8 regions" title="Supplementary Figure S4"/>
-                    <pic:cNvPicPr>
-                      <a:picLocks noChangeAspect="1" noChangeArrowheads="1"/>
-                    </pic:cNvPicPr>
-                  </pic:nvPicPr>
-                  <pic:blipFill>
-                    <a:blip r:embed="rId6"/>
-                    <a:stretch>
-                      <a:fillRect/>
-                    </a:stretch>
-                  </pic:blipFill>
-                  <pic:spPr bwMode="auto">
-                    <a:xfrm>
-                      <a:off x="0" y="0"/>
-                      <a:ext cx="5715000" cy="2080260"/>
-                    </a:xfrm>
-                    <a:prstGeom prst="rect">
-                      <a:avLst/>
-                    </a:prstGeom>
-                    <a:noFill/>
-                  </pic:spPr>
-                </pic:pic>
-              </a:graphicData>
-            </a:graphic>
-          </wp:inline>
-        </w:drawing>
-      </w:r>
+      <w:del w:id="9005" w:author="Matthew Wallenstein" w:date="2026-08-29T12:00:00Z">
+        <w:r>
+          <w:rPr/>
+          <w:drawing>
+            <wp:inline distT="0" distB="0" distL="0" distR="0">
+              <wp:extent cx="5715000" cy="2080260"/>
+              <wp:effectExtent l="0" t="0" r="0" b="0"/>
+              <wp:docPr id="5" name="figS4_4pool_flux_decomposition" descr="Stacked bar chart of cumulative 30-year microbially-explicit 4-pool respired carbon partitioned by mechanism for all 8 regions" title="Supplementary Figure S4"/>
+              <wp:cNvGraphicFramePr>
+                <a:graphicFrameLocks xmlns:a="http://schemas.openxmlformats.org/drawingml/2006/main" noChangeAspect="1"/>
+              </wp:cNvGraphicFramePr>
+              <a:graphic xmlns:a="http://schemas.openxmlformats.org/drawingml/2006/main">
+                <a:graphicData uri="http://schemas.openxmlformats.org/drawingml/2006/picture">
+                  <pic:pic xmlns:pic="http://schemas.openxmlformats.org/drawingml/2006/picture">
+                    <pic:nvPicPr>
+                      <pic:cNvPr id="5" name="figS4_4pool_flux_decomposition" descr="Stacked bar chart of cumulative 30-year microbially-explicit 4-pool respired carbon partitioned by mechanism for all 8 regions" title="Supplementary Figure S4"/>
+                      <pic:cNvPicPr>
+                        <a:picLocks noChangeAspect="1" noChangeArrowheads="1"/>
+                      </pic:cNvPicPr>
+                    </pic:nvPicPr>
+                    <pic:blipFill>
+                      <a:blip r:embed="rId6"/>
+                      <a:stretch>
+                        <a:fillRect/>
+                      </a:stretch>
+                    </pic:blipFill>
+                    <pic:spPr bwMode="auto">
+                      <a:xfrm>
+                        <a:off x="0" y="0"/>
+                        <a:ext cx="5715000" cy="2080260"/>
+                      </a:xfrm>
+                      <a:prstGeom prst="rect">
+                        <a:avLst/>
+                      </a:prstGeom>
+                      <a:noFill/>
+                    </pic:spPr>
+                  </pic:pic>
+                </a:graphicData>
+              </a:graphic>
+            </wp:inline>
+          </w:drawing>
+        </w:r>
+      </w:del>
     </w:p>
     <w:p>
       <w:pPr>
         <w:pStyle w:val="Caption"/>
-        <w:rPr/>
-      </w:pPr>
-      <w:r>
         <w:rPr>
-          <w:bCs/>
+          <w:del w:id="9001" w:author="Matthew Wallenstein" w:date="2026-08-29T12:00:00Z"/>
         </w:rPr>
-        <w:t>Supplementary Figure S5</w:t>
-      </w:r>
-      <w:r>
-        <w:rPr>
-          <w:b w:val="false"/>
-        </w:rPr>
-        <w:t>. Microbially-explicit 4-pool carbon flux decomposition under the matched 20% SC1 scenario. a, Cumulative 30-year respiratory loss partitioned between microbial assimilation (1−CUE on every C atom traversing the biomass pool) and the non-recycled fraction of microbial necromass. b, MAOM trajectory under baseline versus SC1 scenarios; the CUE-step respiratory loss before MAOM formation compounds when residue inputs decline.</w:t>
-      </w:r>
+      </w:pPr>
+      <w:del w:id="9002" w:author="Matthew Wallenstein" w:date="2026-08-29T12:00:00Z">
+        <w:r>
+          <w:rPr>
+            <w:bCs/>
+          </w:rPr>
+          <w:delText>Supplementary Figure S5</w:delText>
+        </w:r>
+      </w:del>
+      <w:del w:id="9003" w:author="Matthew Wallenstein" w:date="2026-08-29T12:00:00Z">
+        <w:r>
+          <w:rPr>
+            <w:b w:val="false"/>
+          </w:rPr>
+          <w:delText>. Microbially-explicit 4-pool carbon flux decomposition under the matched 20% SC1 scenario. a, Cumulative 30-year respiratory loss partitioned between microbial assimilation (1−CUE on every C atom traversing the biomass pool) and the non-recycled fraction of microbial necromass. b, MAOM trajectory under baseline versus SC1 scenarios; the CUE-step respiratory loss before MAOM formation compounds when residue inputs decline.</w:delText>
+        </w:r>
+      </w:del>
     </w:p>
     <w:p>
       <w:pPr>
@@ -10850,7 +11204,20 @@
         </w:r>
       </w:ins>
       <w:r>
-        <w:t xml:space="preserve"> occur in regions with a lower calibrated yield ceiling (y_max, ρ = −0.86), drier baseline conditions (water deficit ρ = +0.70), currently lower SOC stocks (ρ = −0.67), and lower biological N fixation potential (ρ = −0.45). These descriptors covary substantially across the eight regions: regions with a low calibrated yield ceiling (y_max) tend to have low SOC and higher water deficit, and should be interpreted as a single structural-context axis rather than as four independent drivers. The same pattern holds for year-1 yield penalties (Supplementary table 3) at similar magnitudes. We emphasize that this is a structural diagnostic of the modeled system, not a normative ranking of regions; regions on the more vulnerable end of this axis are also the regions with the largest SOC-rebuilding upside (figure 1, main text).</w:t>
+        <w:t xml:space="preserve"> </w:t>
+      </w:r>
+      <w:del w:id="9001" w:author="Matthew Wallenstein" w:date="2026-08-29T12:00:00Z">
+        <w:r>
+          <w:delText xml:space="preserve">occur in regions with a lower calibrated yield ceiling (y_max, ρ = −0.86), drier baseline conditions (water deficit ρ = +0.70), currently lower SOC stocks (ρ = −0.67), and lower biological N fixation potential (ρ = −0.45).</w:delText>
+        </w:r>
+      </w:del>
+      <w:ins w:id="9002" w:author="Matthew Wallenstein" w:date="2026-08-29T12:00:00Z">
+        <w:r>
+          <w:t xml:space="preserve">occur in regions with a lower calibrated yield ceiling (y_max, ρ = −0.90), drier baseline conditions (water deficit ρ = +0.70), currently lower SOC stocks (ρ = −0.61), and lower biological N fixation potential (ρ = −0.28).</w:t>
+        </w:r>
+      </w:ins>
+      <w:r>
+        <w:t xml:space="preserve"> These descriptors covary substantially across the eight regions: regions with a low calibrated yield ceiling (y_max) tend to have low SOC and higher water deficit, and should be interpreted as a single structural-context axis rather than as four independent drivers. The same pattern holds for year-1 yield penalties (Supplementary table 3) at similar magnitudes. We emphasize that this is a structural diagnostic of the modeled system, not a normative ranking of regions; regions on the more vulnerable end of this axis are also the regions with the largest SOC-rebuilding upside (figure 1, main text).</w:t>
       </w:r>
     </w:p>
     <w:p>
@@ -10860,8 +11227,33 @@
         <w:rPr/>
       </w:pPr>
       <w:r>
-        <w:rPr/>
-        <w:t xml:space="preserve">Economic descriptors show directionally consistent associations with modeled vulnerability but weaker magnitudes in the eight-region diagnostic. Higher fertilizer-demand elasticity magnitude is associated withlarger year-10 yield losses (ρ = +0.60), reflecting that more elastic demand translates a given price shock into a larger fertilizer-use reduction. Food-demand elasticity magnitude shows the same direction at comparable magnitude (ρ = +0.60). The land-response coefficient λ_L shows a moderate positive association (ρ = +0.47); frontier regions (Latin America, Sub-Saharan Africa) combine higher λ_L with higher baseline biophysical vulnerability, so this association reflects the same productive-context axis as the soil and climate descriptors rather than an independent economic effect. Fertilizer cost share would in principle be a useful descriptor of margin sensitivity; however, regional fertilizer- and crop-price values used in the model are reported for only four regions (NA, SA, LATAM, SSA), so we do not include cost share in the cross-regional diagnostic.</w:t>
+        <w:t xml:space="preserve">Economic descriptors show directionally consistent associations with modeled vulnerability but weaker magnitudes in the eight-region diagnostic. </w:t>
+      </w:r>
+      <w:del w:id="9003" w:author="Matthew Wallenstein" w:date="2026-08-29T12:00:00Z">
+        <w:r>
+          <w:delText xml:space="preserve">Higher fertilizer-demand elasticity magnitude is associated withlarger year-10 yield losses (ρ = +0.60), reflecting that more elasti</w:delText>
+        </w:r>
+      </w:del>
+      <w:ins w:id="9004" w:author="Matthew Wallenstein" w:date="2026-08-29T12:00:00Z">
+        <w:r>
+          <w:t xml:space="preserve">Higher fertilizer-demand elasticity magnitude is associated with larger year-10 yield losses (ρ = +0.54), reflecting that more elasti</w:t>
+        </w:r>
+      </w:ins>
+      <w:r>
+        <w:t xml:space="preserve">c demand translates a given price shock into a larger fertilizer-use reduction. </w:t>
+      </w:r>
+      <w:del w:id="9005" w:author="Matthew Wallenstein" w:date="2026-08-29T12:00:00Z">
+        <w:r>
+          <w:delText xml:space="preserve">Food-demand elasticity magnitude shows the same direction at comparable magnitude (ρ = +0.60).</w:delText>
+        </w:r>
+      </w:del>
+      <w:ins w:id="9006" w:author="Matthew Wallenstein" w:date="2026-08-29T12:00:00Z">
+        <w:r>
+          <w:t xml:space="preserve">Food-demand elasticity magnitude shows the same direction at comparable magnitude (ρ = +0.51).</w:t>
+        </w:r>
+      </w:ins>
+      <w:r>
+        <w:t xml:space="preserve"> The land-response coefficient λ_L shows a moderate positive association (ρ = +0.47); frontier regions (Latin America, Sub-Saharan Africa) combine higher λ_L with higher baseline biophysical vulnerability, so this association reflects the same productive-context axis as the soil and climate descriptors rather than an independent economic effect. Fertilizer cost share would in principle be a useful descriptor of margin sensitivity; however, regional fertilizer- and crop-price values used in the model are reported for only four regions (NA, SA, LATAM, SSA), so we do not include cost share in the cross-regional diagnostic.</w:t>
       </w:r>
     </w:p>
     <w:p>
@@ -10894,7 +11286,20 @@
         </w:r>
       </w:ins>
       <w:r>
-        <w:t xml:space="preserve"> The buffer ratio combines two opposing mechanisms operating on different timescales. Within the year of a shortfall, a higher buffer ratio means more of the missing fertilizer is replaced by SOM mineralization, dampening yield loss (year-1 capacity buffering; main-text figure 1). Under sustained disruption, however, reliance on soil-supplied N has a cost: lower yields reduce residue return, accelerating SOM depletion (long-term buffer erosion; main-text figure 2 and the sustained-disruption scenarios). The cross-regional ρ ≈ +0.02 reflects the net of these two opposing mechanisms at the year-10 horizon, not the absence of soil buffering. Within-region buffering is separately resolved in main-text figure 1a,b; long-term erosion is separately resolved in main-text figure 2a,b. The conclusion is that cross-regional vulnerability cannot be ranked from the buffer ratio alone; the within-region SOC gradient identifies the management-relevant resilience lever.</w:t>
+        <w:t xml:space="preserve"> The buffer ratio combines two opposing mechanisms operating on different timescales. Within the year of a shortfall, a higher buffer ratio means more of the missing fertilizer is replaced by SOM mineralization, dampening yield loss (year-1 capacity buffering; main-text figure 1). Under sustained disruption, however, reliance on soil-supplied N has a cost: lower yields reduce residue return, accelerating SOM depletion (long-term buffer erosion; main-text figure 2 and the sustained-disruption scenarios). </w:t>
+      </w:r>
+      <w:del w:id="9007" w:author="Matthew Wallenstein" w:date="2026-08-29T12:00:00Z">
+        <w:r>
+          <w:delText xml:space="preserve">The cross-regional ρ ≈ +0.02 reflects the net of these two opposing mechanisms at the year-10</w:delText>
+        </w:r>
+      </w:del>
+      <w:ins w:id="9008" w:author="Matthew Wallenstein" w:date="2026-08-29T12:00:00Z">
+        <w:r>
+          <w:t xml:space="preserve">The cross-regional ρ ≈ +0.19 reflects the net of these two opposing mechanisms at the year-10</w:t>
+        </w:r>
+      </w:ins>
+      <w:r>
+        <w:t xml:space="preserve"> horizon, not the absence of soil buffering. Within-region buffering is separately resolved in main-text figure 1a,b; long-term erosion is separately resolved in main-text figure 2a,b. The conclusion is that cross-regional vulnerability cannot be ranked from the buffer ratio alone; the within-region SOC gradient identifies the management-relevant resilience lever.</w:t>
       </w:r>
     </w:p>
     <w:p>
@@ -11154,12 +11559,22 @@
               <w:spacing w:lineRule="auto" w:line="480" w:before="0" w:after="60"/>
               <w:rPr/>
             </w:pPr>
-            <w:r>
-              <w:rPr>
-                <w:sz w:val="20"/>
-              </w:rPr>
-              <w:t xml:space="preserve">−0.67</w:t>
-            </w:r>
+            <w:del w:id="9001" w:author="Matthew Wallenstein" w:date="2026-08-29T12:00:00Z">
+              <w:r>
+                <w:rPr>
+                  <w:sz w:val="20"/>
+                </w:rPr>
+                <w:delText xml:space="preserve">−0.67</w:delText>
+              </w:r>
+            </w:del>
+            <w:ins w:id="9002" w:author="Matthew Wallenstein" w:date="2026-08-29T12:00:00Z">
+              <w:r>
+                <w:rPr>
+                  <w:sz w:val="20"/>
+                </w:rPr>
+                <w:t xml:space="preserve">−0.61</w:t>
+              </w:r>
+            </w:ins>
           </w:p>
         </w:tc>
       </w:tr>
@@ -11205,10 +11620,16 @@
               <w:spacing w:lineRule="auto" w:line="480" w:before="0" w:after="60"/>
               <w:rPr/>
             </w:pPr>
-            <w:r>
-              <w:rPr/>
-              <w:t xml:space="preserve">+0.29</w:t>
-            </w:r>
+            <w:del w:id="9003" w:author="Matthew Wallenstein" w:date="2026-08-29T12:00:00Z">
+              <w:r>
+                <w:delText xml:space="preserve">+0.29</w:delText>
+              </w:r>
+            </w:del>
+            <w:ins w:id="9004" w:author="Matthew Wallenstein" w:date="2026-08-29T12:00:00Z">
+              <w:r>
+                <w:t xml:space="preserve">+0.40</w:t>
+              </w:r>
+            </w:ins>
           </w:p>
         </w:tc>
         <w:tc>
@@ -11227,12 +11648,22 @@
               <w:spacing w:lineRule="auto" w:line="480" w:before="0" w:after="60"/>
               <w:rPr/>
             </w:pPr>
-            <w:r>
-              <w:rPr>
-                <w:sz w:val="20"/>
-              </w:rPr>
-              <w:t xml:space="preserve">+0.02</w:t>
-            </w:r>
+            <w:del w:id="9005" w:author="Matthew Wallenstein" w:date="2026-08-29T12:00:00Z">
+              <w:r>
+                <w:rPr>
+                  <w:sz w:val="20"/>
+                </w:rPr>
+                <w:delText xml:space="preserve">+0.02</w:delText>
+              </w:r>
+            </w:del>
+            <w:ins w:id="9006" w:author="Matthew Wallenstein" w:date="2026-08-29T12:00:00Z">
+              <w:r>
+                <w:rPr>
+                  <w:sz w:val="20"/>
+                </w:rPr>
+                <w:t xml:space="preserve">+0.19</w:t>
+              </w:r>
+            </w:ins>
           </w:p>
         </w:tc>
       </w:tr>
@@ -11353,12 +11784,22 @@
               <w:spacing w:lineRule="auto" w:line="480" w:before="0" w:after="60"/>
               <w:rPr/>
             </w:pPr>
-            <w:r>
-              <w:rPr>
-                <w:sz w:val="20"/>
-              </w:rPr>
-              <w:t xml:space="preserve">−0.71</w:t>
-            </w:r>
+            <w:del w:id="9007" w:author="Matthew Wallenstein" w:date="2026-08-29T12:00:00Z">
+              <w:r>
+                <w:rPr>
+                  <w:sz w:val="20"/>
+                </w:rPr>
+                <w:delText xml:space="preserve">−0.71</w:delText>
+              </w:r>
+            </w:del>
+            <w:ins w:id="9008" w:author="Matthew Wallenstein" w:date="2026-08-29T12:00:00Z">
+              <w:r>
+                <w:rPr>
+                  <w:sz w:val="20"/>
+                </w:rPr>
+                <w:t xml:space="preserve">−0.81</w:t>
+              </w:r>
+            </w:ins>
           </w:p>
         </w:tc>
         <w:tc>
@@ -11377,12 +11818,22 @@
               <w:spacing w:lineRule="auto" w:line="480" w:before="0" w:after="60"/>
               <w:rPr/>
             </w:pPr>
-            <w:r>
-              <w:rPr>
-                <w:sz w:val="20"/>
-              </w:rPr>
-              <w:t xml:space="preserve">−0.86</w:t>
-            </w:r>
+            <w:del w:id="9009" w:author="Matthew Wallenstein" w:date="2026-08-29T12:00:00Z">
+              <w:r>
+                <w:rPr>
+                  <w:sz w:val="20"/>
+                </w:rPr>
+                <w:delText xml:space="preserve">−0.86</w:delText>
+              </w:r>
+            </w:del>
+            <w:ins w:id="9010" w:author="Matthew Wallenstein" w:date="2026-08-29T12:00:00Z">
+              <w:r>
+                <w:rPr>
+                  <w:sz w:val="20"/>
+                </w:rPr>
+                <w:t xml:space="preserve">−0.90</w:t>
+              </w:r>
+            </w:ins>
           </w:p>
         </w:tc>
       </w:tr>
@@ -11428,12 +11879,22 @@
               <w:spacing w:lineRule="auto" w:line="480" w:before="0" w:after="60"/>
               <w:rPr/>
             </w:pPr>
-            <w:r>
-              <w:rPr>
-                <w:sz w:val="20"/>
-              </w:rPr>
-              <w:t xml:space="preserve">−0.43</w:t>
-            </w:r>
+            <w:del w:id="9011" w:author="Matthew Wallenstein" w:date="2026-08-29T12:00:00Z">
+              <w:r>
+                <w:rPr>
+                  <w:sz w:val="20"/>
+                </w:rPr>
+                <w:delText xml:space="preserve">−0.43</w:delText>
+              </w:r>
+            </w:del>
+            <w:ins w:id="9012" w:author="Matthew Wallenstein" w:date="2026-08-29T12:00:00Z">
+              <w:r>
+                <w:rPr>
+                  <w:sz w:val="20"/>
+                </w:rPr>
+                <w:t xml:space="preserve">−0.30</w:t>
+              </w:r>
+            </w:ins>
           </w:p>
         </w:tc>
         <w:tc>
@@ -11452,12 +11913,22 @@
               <w:spacing w:lineRule="auto" w:line="480" w:before="0" w:after="60"/>
               <w:rPr/>
             </w:pPr>
-            <w:r>
-              <w:rPr>
-                <w:sz w:val="20"/>
-              </w:rPr>
-              <w:t xml:space="preserve">−0.45</w:t>
-            </w:r>
+            <w:del w:id="9013" w:author="Matthew Wallenstein" w:date="2026-08-29T12:00:00Z">
+              <w:r>
+                <w:rPr>
+                  <w:sz w:val="20"/>
+                </w:rPr>
+                <w:delText xml:space="preserve">−0.45</w:delText>
+              </w:r>
+            </w:del>
+            <w:ins w:id="9014" w:author="Matthew Wallenstein" w:date="2026-08-29T12:00:00Z">
+              <w:r>
+                <w:rPr>
+                  <w:sz w:val="20"/>
+                </w:rPr>
+                <w:t xml:space="preserve">−0.28</w:t>
+              </w:r>
+            </w:ins>
           </w:p>
         </w:tc>
       </w:tr>
@@ -11527,12 +11998,22 @@
               <w:spacing w:lineRule="auto" w:line="480" w:before="0" w:after="60"/>
               <w:rPr/>
             </w:pPr>
-            <w:r>
-              <w:rPr>
-                <w:sz w:val="20"/>
-              </w:rPr>
-              <w:t xml:space="preserve">−0.26</w:t>
-            </w:r>
+            <w:del w:id="9015" w:author="Matthew Wallenstein" w:date="2026-08-29T12:00:00Z">
+              <w:r>
+                <w:rPr>
+                  <w:sz w:val="20"/>
+                </w:rPr>
+                <w:delText xml:space="preserve">−0.26</w:delText>
+              </w:r>
+            </w:del>
+            <w:ins w:id="9016" w:author="Matthew Wallenstein" w:date="2026-08-29T12:00:00Z">
+              <w:r>
+                <w:rPr>
+                  <w:sz w:val="20"/>
+                </w:rPr>
+                <w:t xml:space="preserve">−0.38</w:t>
+              </w:r>
+            </w:ins>
           </w:p>
         </w:tc>
       </w:tr>
@@ -11602,12 +12083,22 @@
               <w:spacing w:lineRule="auto" w:line="480" w:before="0" w:after="60"/>
               <w:rPr/>
             </w:pPr>
-            <w:r>
-              <w:rPr>
-                <w:sz w:val="20"/>
-              </w:rPr>
-              <w:t xml:space="preserve">+0.60</w:t>
-            </w:r>
+            <w:del w:id="9017" w:author="Matthew Wallenstein" w:date="2026-08-29T12:00:00Z">
+              <w:r>
+                <w:rPr>
+                  <w:sz w:val="20"/>
+                </w:rPr>
+                <w:delText xml:space="preserve">+0.60</w:delText>
+              </w:r>
+            </w:del>
+            <w:ins w:id="9018" w:author="Matthew Wallenstein" w:date="2026-08-29T12:00:00Z">
+              <w:r>
+                <w:rPr>
+                  <w:sz w:val="20"/>
+                </w:rPr>
+                <w:t xml:space="preserve">+0.54</w:t>
+              </w:r>
+            </w:ins>
           </w:p>
         </w:tc>
       </w:tr>
@@ -11677,12 +12168,22 @@
               <w:spacing w:lineRule="auto" w:line="480" w:before="0" w:after="60"/>
               <w:rPr/>
             </w:pPr>
-            <w:r>
-              <w:rPr>
-                <w:sz w:val="20"/>
-              </w:rPr>
-              <w:t xml:space="preserve">+0.60</w:t>
-            </w:r>
+            <w:del w:id="9019" w:author="Matthew Wallenstein" w:date="2026-08-29T12:00:00Z">
+              <w:r>
+                <w:rPr>
+                  <w:sz w:val="20"/>
+                </w:rPr>
+                <w:delText xml:space="preserve">+0.60</w:delText>
+              </w:r>
+            </w:del>
+            <w:ins w:id="9020" w:author="Matthew Wallenstein" w:date="2026-08-29T12:00:00Z">
+              <w:r>
+                <w:rPr>
+                  <w:sz w:val="20"/>
+                </w:rPr>
+                <w:t xml:space="preserve">+0.51</w:t>
+              </w:r>
+            </w:ins>
           </w:p>
         </w:tc>
       </w:tr>
@@ -12140,7 +12641,32 @@
           <w:b w:val="false"/>
           <w:bCs/>
         </w:rPr>
-        <w:t xml:space="preserve">ios. Halved elasticities produce substantially larger gross-margin losses (2.6 to 10.3 percentage points deeper at the regional mean SOC, and up to 14.1 percentage points on the most degraded Sub-Saharan African farms) because farmers absorb the full fertilizer-cost increase without the elastic substitution channel that otherwise cushions margins. The SOC buffering benefit is robust to elasticity assumptions in gross-margin terms: the gap between SOC = 50% and SOC = 100% is comparable or larger under halved elasticities in all four regions (2.5–4.2 percentage points at baseline against 3.0–5.9 percentage points when halved). The corresponding yield gap scales with the elasticity itself and is close to half as large under halved elasticities, so the ordering is preserved while the magnitude is not. Together, these panels show that the qualitative conclusion that higher-SOC farms are more buffered against price shocks does not depend on the elasticity assumption, and they make explicit the elasticity-mediated trade-off between yield response and gross-margin response.</w:t>
+        <w:t xml:space="preserve">ios. </w:t>
+      </w:r>
+      <w:del w:id="9003" w:author="Matthew Wallenstein" w:date="2026-08-29T12:00:00Z">
+        <w:r>
+          <w:rPr>
+            <w:b w:val="false"/>
+            <w:bCs/>
+          </w:rPr>
+          <w:delText xml:space="preserve">Halved elasticities produce substantially larger gross-margin losses (2.6 to 10.3 percentage points deeper at the regional mean SOC, and up to 14.1 percentage points on the most degraded Sub-Saharan African farms) because farmers absorb the full fertilizer-cost increase</w:delText>
+        </w:r>
+      </w:del>
+      <w:ins w:id="9004" w:author="Matthew Wallenstein" w:date="2026-08-29T12:00:00Z">
+        <w:r>
+          <w:rPr>
+            <w:b w:val="false"/>
+            <w:bCs/>
+          </w:rPr>
+          <w:t xml:space="preserve">Halved elasticities produce substantially larger net-revenue losses (1.7 to 5.0 percentage points deeper at the regional mean SOC, largest in South Asia where the nitrogen cost share is highest) because farmers absorb more of the fertilizer-cost increase</w:t>
+        </w:r>
+      </w:ins>
+      <w:r>
+        <w:rPr>
+          <w:b w:val="false"/>
+          <w:bCs/>
+        </w:rPr>
+        <w:t xml:space="preserve"> without the elastic substitution channel that otherwise cushions margins. The SOC buffering benefit is robust to elasticity assumptions in gross-margin terms: the gap between SOC = 50% and SOC = 100% is comparable or larger under halved elasticities in all four regions (2.5–4.2 percentage points at baseline against 3.0–5.9 percentage points when halved). The corresponding yield gap scales with the elasticity itself and is close to half as large under halved elasticities, so the ordering is preserved while the magnitude is not. Together, these panels show that the qualitative conclusion that higher-SOC farms are more buffered against price shocks does not depend on the elasticity assumption, and they make explicit the elasticity-mediated trade-off between yield response and gross-margin response.</w:t>
       </w:r>
     </w:p>
     <w:p>
@@ -12453,8 +12979,20 @@
         <w:rPr/>
       </w:pPr>
       <w:r>
-        <w:rPr/>
-        <w:t xml:space="preserve">Three findings are robust to joint-prior uncertainty. First, SOC buffering is universal in the ensemble: in all 1,000 draws, low-SOC farms sustain larger year-1 yield losses than high-SOC farms in every region, and high-SOC farms retain higher year-1 gross margin than low-SOC farms in every region. The buffering signal is not an artifact of any particular parameter choice. Second, the global cropland-area-weighted year-1 yield loss hasan ensemble median of 2.51% with a 5–95% range spanning 3.3 percentage points, consistent with the main-text central estimate. Third, the cross-region buffer ratio (low-SOC minus high-SOC year-1 yield loss, in percentage points of yield) has an ensemble median of 0.88 ppt across regions; the ensemble distribution shows real variation in the magnitude of buffering across draws, but its sign is preserved.</w:t>
+        <w:t xml:space="preserve">Three findings are robust to joint-prior uncertainty. First, SOC buffering is universal in the ensemble: in all 1,000 draws, low-SOC farms sustain larger year-1 yield losses than high-SOC farms in every region, and high-SOC farms retain higher year-1 gross margin than low-SOC farms in every region. The buffering signal is not an artifact of any particular parameter choice. Second, </w:t>
+      </w:r>
+      <w:del w:id="9009" w:author="Matthew Wallenstein" w:date="2026-08-29T12:00:00Z">
+        <w:r>
+          <w:delText xml:space="preserve">the global cropland-area-weighted year-1 yield loss hasan ensemble median of 2.51%</w:delText>
+        </w:r>
+      </w:del>
+      <w:ins w:id="9010" w:author="Matthew Wallenstein" w:date="2026-08-29T12:00:00Z">
+        <w:r>
+          <w:t xml:space="preserve">the global cropland-area-weighted year-1 yield loss has an ensemble median of 2.51%</w:t>
+        </w:r>
+      </w:ins>
+      <w:r>
+        <w:t xml:space="preserve"> with a 5–95% range spanning 3.3 percentage points, consistent with the main-text central estimate. Third, the cross-region buffer ratio (low-SOC minus high-SOC year-1 yield loss, in percentage points of yield) has an ensemble median of 0.88 ppt across regions; the ensemble distribution shows real variation in the magnitude of buffering across draws, but its sign is preserved.</w:t>
       </w:r>
     </w:p>
     <w:p>
@@ -12480,7 +13018,7 @@
       </w:del>
       <w:ins w:id="9008" w:author="Matthew Wallenstein" w:date="2026-08-29T12:00:00Z">
         <w:r>
-          <w:t xml:space="preserve">Ranking results are more parameter-sensitive than buffering. The submitted version reported Sub-Saharan Africa as the worst region for the year-1 financial outcome in 83.7% of draws; that result reflected the pre-audit nitrogen price. In the regenerated ensemble under the audited price pairs (nitrogen-cost share ~15% in South Asia against ~4% in Sub-Saharan Africa), Sub-Saharan Africa is the worst priced region for year-1 net revenue in 0.1% of draws, and the yield-side findings stand: Sub-Saharan Africa is not the worst region for year-1 yield loss in any draw:</w:t>
+          <w:t xml:space="preserve">Ranking results are more parameter-sensitive than buffering. The submitted version reported Sub-Saharan Africa as the worst region for the year-1 financial outcome in 83.7% of draws; that result reflected the pre-audit nitrogen price. In the regenerated ensemble under the audited price pairs (nitrogen-cost share ~15% in South Asia against ~4% in Sub-Saharan Africa), Sub-Saharan Africa is the worst priced region for year-1 net revenue in none of the 1,000 draws, and the yield-side findings stand: Sub-Saharan Africa is not the worst region for year-1 yield loss in any draw:</w:t>
         </w:r>
       </w:ins>
       <w:r>
@@ -12534,7 +13072,7 @@
         <w:rPr/>
         <w:drawing>
           <wp:inline distT="0" distB="0" distL="0" distR="0">
-            <wp:extent cx="5486400" cy="6077585"/>
+            <wp:extent cx="5486400" cy="5998512"/>
             <wp:effectExtent l="0" t="0" r="0" b="0"/>
             <wp:docPr id="9" name="Picture S8"/>
             <wp:cNvGraphicFramePr>
@@ -12558,7 +13096,7 @@
                   <pic:spPr bwMode="auto">
                     <a:xfrm>
                       <a:off x="0" y="0"/>
-                      <a:ext cx="5486400" cy="6077585"/>
+                      <a:ext cx="5486400" cy="5998512"/>
                     </a:xfrm>
                     <a:prstGeom prst="rect">
                       <a:avLst/>
@@ -12592,7 +13130,50 @@
           <w:b w:val="false"/>
           <w:bCs/>
         </w:rPr>
-        <w:t xml:space="preserve">Joint-prior Monte Carlo ensemble across 1,000 draws for the coupled model. Each draw is propagated through the full monthly N-balance + Century SOM + price-clearing system. a, Year-1 yield loss (%) by region at three SOC levels (low: 50% of regional mean SOC; mean: 100%; high: 150%). Boxes span the interquartile range; whiskers span the 5–95% range; medians shown in white. Low-SOC bars (red) lie above high-SOC bars (blue) in every region in all 1,000 draws. b, Year-1 gross-margin change (%) at SOC = 100%. Sub-Saharan Africa ismost negative in 83.7% of draws despite not being the largest yield-loss region in any draw. c, Soil-N yield buffer (low-SOC minus high-SOC year-1 yield loss, in percentage points). Distribution is positive in every region in all 1,000 draws, with a cross-region median of 0.88 ppt.</w:t>
+        <w:t xml:space="preserve">Joint-prior Monte Carlo ensemble across 1,000 draws for the coupled model. Each draw is propagated through the full monthly N-balance + Century SOM + price-clearing system. a, Year-1 yield loss (%) by region at three SOC levels (low: 50% of regional mean SOC; mean: 100%; high: 150%). Boxes span the interquartile range; whiskers span the 5–95% range; medians shown in white. Low-SOC bars (red) lie above high-SOC bars (blue) in every region in all 1,000 draws. </w:t>
+      </w:r>
+      <w:del w:id="9001" w:author="Matthew Wallenstein" w:date="2026-08-29T12:00:00Z">
+        <w:r>
+          <w:rPr>
+            <w:b w:val="false"/>
+            <w:bCs/>
+          </w:rPr>
+          <w:delText xml:space="preserve">b, Year-1 gross-margin change (%) at SOC = 100%. Sub-Saharan Africa ismost negative in 83.7% of draws despite not being the largest yield-loss region in any draw.</w:delText>
+        </w:r>
+      </w:del>
+      <w:ins w:id="9002" w:author="Matthew Wallenstein" w:date="2026-08-29T12:00:00Z">
+        <w:r>
+          <w:rPr>
+            <w:b w:val="false"/>
+            <w:bCs/>
+          </w:rPr>
+          <w:t xml:space="preserve">b, Year-1 change in crop revenue net of nitrogen-fertilizer expenditure (%) at SOC = 100%, for the four regions with audited price pairs. </w:t>
+        </w:r>
+        <w:del w:id="9001" w:author="Matthew Wallenstein" w:date="2026-08-29T12:00:00Z">
+          <w:r>
+            <w:rPr>
+              <w:b w:val="false"/>
+              <w:bCs/>
+            </w:rPr>
+            <w:delText xml:space="preserve">Under the audited prices Sub-Saharan Africa is most negative in only 0.1% of draws, and it is not the largest yield-loss region in any draw.</w:delText>
+          </w:r>
+        </w:del>
+        <w:ins w:id="9002" w:author="Matthew Wallenstein" w:date="2026-08-29T12:00:00Z">
+          <w:r>
+            <w:rPr>
+              <w:b w:val="false"/>
+              <w:bCs/>
+            </w:rPr>
+            <w:t xml:space="preserve">Under the audited prices Sub-Saharan Africa is most negative in none of the 1,000 draws, and it is not the largest yield-loss region in any draw.</w:t>
+          </w:r>
+        </w:ins>
+      </w:ins>
+      <w:r>
+        <w:rPr>
+          <w:b w:val="false"/>
+          <w:bCs/>
+        </w:rPr>
+        <w:t xml:space="preserve"> c, Soil-N yield buffer (low-SOC minus high-SOC year-1 yield loss, in percentage points). Distribution is positive in every region in all 1,000 draws, with a cross-region median of 0.88 ppt.</w:t>
       </w:r>
     </w:p>
     <w:p>

--- a/resumbission/v17/Wallenstein-Manning_ERFS_SI_v17-tracked.docx
+++ b/resumbission/v17/Wallenstein-Manning_ERFS_SI_v17-tracked.docx
@@ -9886,26 +9886,33 @@
       <w:pPr>
         <w:pStyle w:val="Heading3"/>
         <w:spacing w:lineRule="auto" w:line="480"/>
-        <w:rPr/>
-      </w:pPr>
-      <w:r>
-        <w:rPr/>
-        <w:t>Supplementary table 2</w:t>
-      </w:r>
+        <w:rPr>
+          <w:del w:id="9001" w:author="Matthew Wallenstein" w:date="2026-08-29T12:00:00Z"/>
+        </w:rPr>
+      </w:pPr>
+      <w:del w:id="9002" w:author="Matthew Wallenstein" w:date="2026-08-29T12:00:00Z">
+        <w:r>
+          <w:delText>Supplementary table 2</w:delText>
+        </w:r>
+      </w:del>
     </w:p>
     <w:p>
       <w:pPr>
         <w:pStyle w:val="Normal"/>
         <w:spacing w:lineRule="auto" w:line="480" w:before="0" w:after="200"/>
-        <w:rPr/>
-      </w:pPr>
-      <w:r>
         <w:rPr>
-          <w:i/>
-          <w:iCs/>
+          <w:del w:id="9003" w:author="Matthew Wallenstein" w:date="2026-08-29T12:00:00Z"/>
         </w:rPr>
-        <w:t>Partitioning of microbially-explicit 4-pool SOC loss between CUE downregulation and non-CUE mechanisms, and Alternative-engine/Century SOC-loss ratio.</w:t>
-      </w:r>
+      </w:pPr>
+      <w:del w:id="9004" w:author="Matthew Wallenstein" w:date="2026-08-29T12:00:00Z">
+        <w:r>
+          <w:rPr>
+            <w:i/>
+            <w:iCs/>
+          </w:rPr>
+          <w:delText>Partitioning of microbially-explicit 4-pool SOC loss between CUE downregulation and non-CUE mechanisms, and Alternative-engine/Century SOC-loss ratio.</w:delText>
+        </w:r>
+      </w:del>
     </w:p>
     <w:tbl>
       <w:tblPr>
@@ -10995,15 +11002,17 @@
           <w:szCs w:val="18"/>
         </w:rPr>
       </w:pPr>
-      <w:r>
-        <w:rPr>
-          <w:i/>
-          <w:iCs/>
-          <w:sz w:val="18"/>
-          <w:szCs w:val="18"/>
-        </w:rPr>
-        <w:t xml:space="preserve">CUE contribution isolated by running the microbially-explicit 4-pool scheme with CUE held constant at its baseline value; the difference from the full microbially-explicit 4-pool run is attributed to CUE downregulation. Non-CUE mechanisms are dominated by respiratory losses concentrated at microbial assimilation (1−CUE on every C atom traversing the biomass pool) and at the non-recycled fraction of microbial necromass, </w:t>
-      </w:r>
+      <w:del w:id="9006" w:author="Matthew Wallenstein" w:date="2026-08-29T12:00:00Z">
+        <w:r>
+          <w:rPr>
+            <w:i/>
+            <w:iCs/>
+            <w:sz w:val="18"/>
+            <w:szCs w:val="18"/>
+          </w:rPr>
+          <w:delText xml:space="preserve">CUE contribution isolated by running the microbially-explicit 4-pool scheme with CUE held constant at its baseline value; the difference from the full microbially-explicit 4-pool run is attributed to CUE downregulation. Non-CUE mechanisms are dominated by respiratory losses concentrated at microbial assimilation (1−CUE on every C atom traversing the biomass pool) and at the non-recycled fraction of microbial necromass, </w:delText>
+        </w:r>
+      </w:del>
       <w:del w:id="9005" w:author="Matthew Wallenstein" w:date="2026-08-29T12:00:00Z">
         <w:r>
           <w:rPr>
@@ -11016,6 +11025,19 @@
         </w:r>
       </w:del>
       <w:ins w:id="9006" w:author="Matthew Wallenstein" w:date="2026-08-29T12:00:00Z">
+        <w:del w:id="9008" w:author="Matthew Wallenstein" w:date="2026-08-29T12:00:00Z">
+          <w:r>
+            <w:rPr>
+              <w:i/>
+              <w:iCs/>
+              <w:sz w:val="18"/>
+              <w:szCs w:val="18"/>
+            </w:rPr>
+            <w:delText xml:space="preserve">which compound when residue inputs decline.</w:delText>
+          </w:r>
+        </w:del>
+      </w:ins>
+      <w:del w:id="9009" w:author="Matthew Wallenstein" w:date="2026-08-29T12:00:00Z">
         <w:r>
           <w:rPr>
             <w:i/>
@@ -11023,18 +11045,9 @@
             <w:sz w:val="18"/>
             <w:szCs w:val="18"/>
           </w:rPr>
-          <w:t xml:space="preserve">which compound when residue inputs decline.</w:t>
+          <w:delText xml:space="preserve"> Sub-Saharan Africa is excluded because the microbially-explicit 4-pool scheme produces lower SOC loss than Century in this low-SOC, MAOM-undersaturated regime (relative magnitude &lt; 1), which makes the CUE/non-CUE decomposition ill-defined; the Former Soviet Union is excluded because its fixed-CUE run produces marginally higher SOC loss than the variable-CUE run, reflecting interaction between CUE stabilization and MAOM saturation dynamics. Reported decomposition is for the matched 20% physical supply-constrained scenario (SC1), used to compare the microbially-explicit 4-pool scheme and Century under the same supply-reduction stress test.</w:delText>
         </w:r>
-      </w:ins>
-      <w:r>
-        <w:rPr>
-          <w:i/>
-          <w:iCs/>
-          <w:sz w:val="18"/>
-          <w:szCs w:val="18"/>
-        </w:rPr>
-        <w:t xml:space="preserve"> Sub-Saharan Africa is excluded because the microbially-explicit 4-pool scheme produces lower SOC loss than Century in this low-SOC, MAOM-undersaturated regime (relative magnitude &lt; 1), which makes the CUE/non-CUE decomposition ill-defined; the Former Soviet Union is excluded because its fixed-CUE run produces marginally higher SOC loss than the variable-CUE run, reflecting interaction between CUE stabilization and MAOM saturation dynamics. Reported decomposition is for the matched 20% physical supply-constrained scenario (SC1), used to compare the microbially-explicit 4-pool scheme and Century under the same supply-reduction stress test.</w:t>
-      </w:r>
+      </w:del>
     </w:p>
     <w:p>
       <w:pPr>
@@ -11065,9 +11078,7 @@
         <w:spacing w:lineRule="auto" w:line="480" w:before="0" w:after="200"/>
         <w:rPr/>
       </w:pPr>
-      <w:r>
-        <w:rPr/>
-      </w:r>
+      <w:r/>
     </w:p>
     <w:p>
       <w:pPr>
@@ -11096,7 +11107,6 @@
       </w:pPr>
       <w:del w:id="9005" w:author="Matthew Wallenstein" w:date="2026-08-29T12:00:00Z">
         <w:r>
-          <w:rPr/>
           <w:drawing>
             <wp:inline distT="0" distB="0" distL="0" distR="0">
               <wp:extent cx="5715000" cy="2080260"/>
@@ -12666,8 +12676,76 @@
           <w:b w:val="false"/>
           <w:bCs/>
         </w:rPr>
-        <w:t xml:space="preserve"> without the elastic substitution channel that otherwise cushions margins. The SOC buffering benefit is robust to elasticity assumptions in gross-margin terms: the gap between SOC = 50% and SOC = 100% is comparable or larger under halved elasticities in all four regions (2.5–4.2 percentage points at baseline against 3.0–5.9 percentage points when halved). The corresponding yield gap scales with the elasticity itself and is close to half as large under halved elasticities, so the ordering is preserved while the magnitude is not. Together, these panels show that the qualitative conclusion that higher-SOC farms are more buffered against price shocks does not depend on the elasticity assumption, and they make explicit the elasticity-mediated trade-off between yield response and gross-margin response.</w:t>
-      </w:r>
+        <w:t xml:space="preserve"> without the elastic substitution channel that otherwise cushions margins. </w:t>
+      </w:r>
+      <w:del w:id="9014" w:author="Matthew Wallenstein" w:date="2026-08-29T12:00:00Z">
+        <w:r>
+          <w:rPr>
+            <w:b w:val="false"/>
+            <w:bCs/>
+          </w:rPr>
+          <w:delText xml:space="preserve">The SOC buffering benefit is robust to elasticity assumptions in gross-margin terms:</w:delText>
+        </w:r>
+      </w:del>
+      <w:ins w:id="9015" w:author="Matthew Wallenstein" w:date="2026-08-29T12:00:00Z">
+        <w:r>
+          <w:rPr>
+            <w:b w:val="false"/>
+            <w:bCs/>
+          </w:rPr>
+          <w:t xml:space="preserve">The SOC buffering benefit is robust to elasticity assumptions in net-revenue terms:</w:t>
+        </w:r>
+      </w:ins>
+      <w:r>
+        <w:rPr>
+          <w:b w:val="false"/>
+          <w:bCs/>
+        </w:rPr>
+        <w:t xml:space="preserve"> </w:t>
+      </w:r>
+      <w:del w:id="9001" w:author="Matthew Wallenstein" w:date="2026-08-29T12:00:00Z">
+        <w:r>
+          <w:rPr>
+            <w:b w:val="false"/>
+            <w:bCs/>
+          </w:rPr>
+          <w:delText xml:space="preserve">the gap between SOC = 50% and SOC = 100% is comparable or larger under halved elasticities in all four regions (2.5–4.2 percentage points at baseline against 3.0–5.9 percentage points when halved).</w:delText>
+        </w:r>
+      </w:del>
+      <w:ins w:id="9002" w:author="Matthew Wallenstein" w:date="2026-08-29T12:00:00Z">
+        <w:r>
+          <w:rPr>
+            <w:b w:val="false"/>
+            <w:bCs/>
+          </w:rPr>
+          <w:t xml:space="preserve">the net-revenue gap between SOC = 50% and SOC = 100% of the regional mean remains positive in all four regions under halved elasticities (0.3–1.0 percentage points at baseline against 0.2–0.7 percentage points when halved).</w:t>
+        </w:r>
+      </w:ins>
+      <w:r>
+        <w:rPr>
+          <w:b w:val="false"/>
+          <w:bCs/>
+        </w:rPr>
+        <w:t xml:space="preserve"> The corresponding yield gap scales with the elasticity itself and is close to half as large under halved elasticities, so the ordering is preserved while the magnitude is not. Together, these panels show that the qualitative conclusion that higher-SOC farms are more buffered against price shocks does not depend on the elasticity assumption, and they make explicit </w:t>
+      </w:r>
+      <w:del w:id="9016" w:author="Matthew Wallenstein" w:date="2026-08-29T12:00:00Z">
+        <w:r>
+          <w:rPr>
+            <w:b w:val="false"/>
+            <w:bCs/>
+          </w:rPr>
+          <w:delText xml:space="preserve">the elasticity-mediated trade-off between yield response and gross-margin response.</w:delText>
+        </w:r>
+      </w:del>
+      <w:ins w:id="9017" w:author="Matthew Wallenstein" w:date="2026-08-29T12:00:00Z">
+        <w:r>
+          <w:rPr>
+            <w:b w:val="false"/>
+            <w:bCs/>
+          </w:rPr>
+          <w:t xml:space="preserve">the elasticity-mediated trade-off between yield response and net-revenue response.</w:t>
+        </w:r>
+      </w:ins>
     </w:p>
     <w:p>
       <w:pPr>
@@ -12958,9 +13036,18 @@
         <w:rPr/>
       </w:pPr>
       <w:r>
-        <w:rPr/>
-        <w:t>One thousand joint draws were generated, and each draw was propagated through the full coupled monthly N-balance + Century three-pool SOM + price-clearing system at three SOC levels per region (50%, 100%, 150% of the regional mean). This yielded 24,000 region×SOC×draw evaluations of year-1 yield loss and year-1 gross-margin change.</w:t>
-      </w:r>
+        <w:t xml:space="preserve">One thousand joint draws were generated, and each draw was propagated through the full coupled monthly N-balance + Century three-pool SOM + price-clearing system at three SOC levels per region (50%, 100%, 150% of the regional mean). </w:t>
+      </w:r>
+      <w:del w:id="9010" w:author="Matthew Wallenstein" w:date="2026-08-29T12:00:00Z">
+        <w:r>
+          <w:delText xml:space="preserve">This yielded 24,000 region×SOC×draw evaluations of year-1 yield loss and year-1 gross-margin change.</w:delText>
+        </w:r>
+      </w:del>
+      <w:ins w:id="9011" w:author="Matthew Wallenstein" w:date="2026-08-29T12:00:00Z">
+        <w:r>
+          <w:t xml:space="preserve">This yielded 24,000 region×SOC×draw yield evaluations (year-1 yield loss), plus 12,000 evaluations of the year-1 change in crop revenue net of nitrogen-fertilizer expenditure across the four regions with audited price pairs.</w:t>
+        </w:r>
+      </w:ins>
     </w:p>
     <w:p>
       <w:pPr>
@@ -12979,7 +13066,20 @@
         <w:rPr/>
       </w:pPr>
       <w:r>
-        <w:t xml:space="preserve">Three findings are robust to joint-prior uncertainty. First, SOC buffering is universal in the ensemble: in all 1,000 draws, low-SOC farms sustain larger year-1 yield losses than high-SOC farms in every region, and high-SOC farms retain higher year-1 gross margin than low-SOC farms in every region. The buffering signal is not an artifact of any particular parameter choice. Second, </w:t>
+        <w:t xml:space="preserve">Three findings are robust to joint-prior uncertainty. First, SOC buffering is universal in the ensemble: in all 1,000 draws, low-SOC farms sustain larger year-1 yield losses than high-SOC farms in every region, and </w:t>
+      </w:r>
+      <w:del w:id="9012" w:author="Matthew Wallenstein" w:date="2026-08-29T12:00:00Z">
+        <w:r>
+          <w:delText xml:space="preserve">high-SOC farms retain higher year-1 gross margin than low-SOC farms in every region</w:delText>
+        </w:r>
+      </w:del>
+      <w:ins w:id="9013" w:author="Matthew Wallenstein" w:date="2026-08-29T12:00:00Z">
+        <w:r>
+          <w:t xml:space="preserve">high-SOC farms retain higher year-1 crop revenue net of nitrogen-fertilizer expenditure than low-SOC farms in each of the four regions with audited price pairs</w:t>
+        </w:r>
+      </w:ins>
+      <w:r>
+        <w:t xml:space="preserve">. The buffering signal is not an artifact of any particular parameter choice. Second, </w:t>
       </w:r>
       <w:del w:id="9009" w:author="Matthew Wallenstein" w:date="2026-08-29T12:00:00Z">
         <w:r>
@@ -13702,21 +13802,31 @@
         <w:spacing w:lineRule="auto" w:line="480"/>
         <w:rPr/>
       </w:pPr>
-      <w:r>
-        <w:rPr/>
-        <w:t xml:space="preserve">Supplementary Figure S5 is the one figure that cannot be regenerated from the deposit, because the microbially-explicit 4-pool SOM scheme it visualizes is not part of the deposited code. That figure is illustrative of pool-level flux structure and no number in the manuscript or in this Supplementary Information is derived from it.</w:t>
-      </w:r>
+      <w:del w:id="9018" w:author="Matthew Wallenstein" w:date="2026-08-29T12:00:00Z">
+        <w:r>
+          <w:delText xml:space="preserve">Supplementary Figure S5 is the one figure that cannot be regenerated from the deposit, because the microbially-explicit 4-pool SOM scheme it visualizes is not part of the deposited code. That figure is illustrative of pool-level flux structure and no number in the manuscript or in this Supplementary Information is derived from it.</w:delText>
+        </w:r>
+      </w:del>
+      <w:ins w:id="9019" w:author="Matthew Wallenstein" w:date="2026-08-29T12:00:00Z">
+        <w:r>
+          <w:t xml:space="preserve">Supplementary Figure S5 and the quantitative engine comparison of Supplementary Note 2 are withdrawn in this revision, because the microbially-explicit 4-pool SOM scheme behind them is not part of the deposited code and cannot be regenerated. No number in the manuscript or in this Supplementary Information derives from that scheme.</w:t>
+        </w:r>
+      </w:ins>
     </w:p>
     <w:p>
       <w:pPr>
         <w:pStyle w:val="Normal"/>
         <w:spacing w:lineRule="auto" w:line="480"/>
-        <w:rPr/>
-      </w:pPr>
-      <w:r>
-        <w:rPr/>
-        <w:t xml:space="preserve">For the same reason, the structural comparison in Supplementary Note 2, which reports alternative-engine to Century SOC-loss ratios of 0.9 to 2.5 across regions with a median of 1.8 at year 30, was computed with both engines running under the uncorrected code and is retained here as originally reported. It is a ratio between two stabilization formulations rather than an absolute magnitude, and the two corrections act on the shared biophysical core rather than on the stabilization pathway that distinguishes the engines, so the comparison should be robust to them. We state plainly that it has not been regenerated.</w:t>
-      </w:r>
+        <w:rPr>
+          <w:del w:id="9020" w:author="Matthew Wallenstein" w:date="2026-08-29T12:00:00Z"/>
+        </w:rPr>
+      </w:pPr>
+      <w:del w:id="9021" w:author="Matthew Wallenstein" w:date="2026-08-29T12:00:00Z">
+        <w:r>
+          <w:rPr/>
+          <w:delText xml:space="preserve">For the same reason, the structural comparison in Supplementary Note 2, which reports alternative-engine to Century SOC-loss ratios of 0.9 to 2.5 across regions with a median of 1.8 at year 30, was computed with both engines running under the uncorrected code and is retained here as originally reported. It is a ratio between two stabilization formulations rather than an absolute magnitude, and the two corrections act on the shared biophysical core rather than on the stabilization pathway that distinguishes the engines, so the comparison should be robust to them. We state plainly that it has not been regenerated.</w:delText>
+        </w:r>
+      </w:del>
     </w:p>
     <w:p>
       <w:pPr>
